--- a/PIGDE - Group 8 - Assessment 1 Part B - Realm/1. Internal communications/Patch notes - Realm.docx
+++ b/PIGDE - Group 8 - Assessment 1 Part B - Realm/1. Internal communications/Patch notes - Realm.docx
@@ -73,12 +73,86 @@
           <w:r>
             <w:fldChar w:fldCharType="separate"/>
           </w:r>
-          <w:hyperlink w:anchor="_Toc217040840" w:history="1">
+          <w:hyperlink w:anchor="_Toc219317301" w:history="1">
             <w:r>
               <w:rPr>
                 <w:rStyle w:val="Hyperlink"/>
                 <w:noProof/>
               </w:rPr>
+              <w:t>Important context:</w:t>
+            </w:r>
+            <w:r>
+              <w:rPr>
+                <w:noProof/>
+                <w:webHidden/>
+              </w:rPr>
+              <w:tab/>
+            </w:r>
+            <w:r>
+              <w:rPr>
+                <w:noProof/>
+                <w:webHidden/>
+              </w:rPr>
+              <w:fldChar w:fldCharType="begin"/>
+            </w:r>
+            <w:r>
+              <w:rPr>
+                <w:noProof/>
+                <w:webHidden/>
+              </w:rPr>
+              <w:instrText xml:space="preserve"> PAGEREF _Toc219317301 \h </w:instrText>
+            </w:r>
+            <w:r>
+              <w:rPr>
+                <w:noProof/>
+                <w:webHidden/>
+              </w:rPr>
+            </w:r>
+            <w:r>
+              <w:rPr>
+                <w:noProof/>
+                <w:webHidden/>
+              </w:rPr>
+              <w:fldChar w:fldCharType="separate"/>
+            </w:r>
+            <w:r>
+              <w:rPr>
+                <w:noProof/>
+                <w:webHidden/>
+              </w:rPr>
+              <w:t>3</w:t>
+            </w:r>
+            <w:r>
+              <w:rPr>
+                <w:noProof/>
+                <w:webHidden/>
+              </w:rPr>
+              <w:fldChar w:fldCharType="end"/>
+            </w:r>
+          </w:hyperlink>
+        </w:p>
+        <w:p>
+          <w:pPr>
+            <w:pStyle w:val="TOC1"/>
+            <w:tabs>
+              <w:tab w:val="right" w:leader="dot" w:pos="9016"/>
+            </w:tabs>
+            <w:rPr>
+              <w:rFonts w:cstheme="minorBidi"/>
+              <w:noProof/>
+              <w:kern w:val="2"/>
+              <w:sz w:val="24"/>
+              <w:szCs w:val="24"/>
+              <w:lang w:val="en-GB" w:eastAsia="en-GB"/>
+              <w14:ligatures w14:val="standardContextual"/>
+            </w:rPr>
+          </w:pPr>
+          <w:hyperlink w:anchor="_Toc219317302" w:history="1">
+            <w:r>
+              <w:rPr>
+                <w:rStyle w:val="Hyperlink"/>
+                <w:noProof/>
+              </w:rPr>
               <w:t>Version 0.1.A</w:t>
             </w:r>
             <w:r>
@@ -100,7 +174,7 @@
                 <w:noProof/>
                 <w:webHidden/>
               </w:rPr>
-              <w:instrText xml:space="preserve"> PAGEREF _Toc217040840 \h </w:instrText>
+              <w:instrText xml:space="preserve"> PAGEREF _Toc219317302 \h </w:instrText>
             </w:r>
             <w:r>
               <w:rPr>
@@ -147,7 +221,7 @@
               <w14:ligatures w14:val="standardContextual"/>
             </w:rPr>
           </w:pPr>
-          <w:hyperlink w:anchor="_Toc217040841" w:history="1">
+          <w:hyperlink w:anchor="_Toc219317303" w:history="1">
             <w:r>
               <w:rPr>
                 <w:rStyle w:val="Hyperlink"/>
@@ -174,7 +248,7 @@
                 <w:noProof/>
                 <w:webHidden/>
               </w:rPr>
-              <w:instrText xml:space="preserve"> PAGEREF _Toc217040841 \h </w:instrText>
+              <w:instrText xml:space="preserve"> PAGEREF _Toc219317303 \h </w:instrText>
             </w:r>
             <w:r>
               <w:rPr>
@@ -221,7 +295,7 @@
               <w14:ligatures w14:val="standardContextual"/>
             </w:rPr>
           </w:pPr>
-          <w:hyperlink w:anchor="_Toc217040842" w:history="1">
+          <w:hyperlink w:anchor="_Toc219317304" w:history="1">
             <w:r>
               <w:rPr>
                 <w:rStyle w:val="Hyperlink"/>
@@ -248,7 +322,7 @@
                 <w:noProof/>
                 <w:webHidden/>
               </w:rPr>
-              <w:instrText xml:space="preserve"> PAGEREF _Toc217040842 \h </w:instrText>
+              <w:instrText xml:space="preserve"> PAGEREF _Toc219317304 \h </w:instrText>
             </w:r>
             <w:r>
               <w:rPr>
@@ -295,7 +369,7 @@
               <w14:ligatures w14:val="standardContextual"/>
             </w:rPr>
           </w:pPr>
-          <w:hyperlink w:anchor="_Toc217040843" w:history="1">
+          <w:hyperlink w:anchor="_Toc219317305" w:history="1">
             <w:r>
               <w:rPr>
                 <w:rStyle w:val="Hyperlink"/>
@@ -322,7 +396,7 @@
                 <w:noProof/>
                 <w:webHidden/>
               </w:rPr>
-              <w:instrText xml:space="preserve"> PAGEREF _Toc217040843 \h </w:instrText>
+              <w:instrText xml:space="preserve"> PAGEREF _Toc219317305 \h </w:instrText>
             </w:r>
             <w:r>
               <w:rPr>
@@ -369,7 +443,7 @@
               <w14:ligatures w14:val="standardContextual"/>
             </w:rPr>
           </w:pPr>
-          <w:hyperlink w:anchor="_Toc217040844" w:history="1">
+          <w:hyperlink w:anchor="_Toc219317306" w:history="1">
             <w:r>
               <w:rPr>
                 <w:rStyle w:val="Hyperlink"/>
@@ -396,7 +470,7 @@
                 <w:noProof/>
                 <w:webHidden/>
               </w:rPr>
-              <w:instrText xml:space="preserve"> PAGEREF _Toc217040844 \h </w:instrText>
+              <w:instrText xml:space="preserve"> PAGEREF _Toc219317306 \h </w:instrText>
             </w:r>
             <w:r>
               <w:rPr>
@@ -443,7 +517,7 @@
               <w14:ligatures w14:val="standardContextual"/>
             </w:rPr>
           </w:pPr>
-          <w:hyperlink w:anchor="_Toc217040845" w:history="1">
+          <w:hyperlink w:anchor="_Toc219317307" w:history="1">
             <w:r>
               <w:rPr>
                 <w:rStyle w:val="Hyperlink"/>
@@ -470,7 +544,7 @@
                 <w:noProof/>
                 <w:webHidden/>
               </w:rPr>
-              <w:instrText xml:space="preserve"> PAGEREF _Toc217040845 \h </w:instrText>
+              <w:instrText xml:space="preserve"> PAGEREF _Toc219317307 \h </w:instrText>
             </w:r>
             <w:r>
               <w:rPr>
@@ -490,7 +564,7 @@
                 <w:noProof/>
                 <w:webHidden/>
               </w:rPr>
-              <w:t>4</w:t>
+              <w:t>5</w:t>
             </w:r>
             <w:r>
               <w:rPr>
@@ -517,7 +591,7 @@
               <w14:ligatures w14:val="standardContextual"/>
             </w:rPr>
           </w:pPr>
-          <w:hyperlink w:anchor="_Toc217040846" w:history="1">
+          <w:hyperlink w:anchor="_Toc219317308" w:history="1">
             <w:r>
               <w:rPr>
                 <w:rStyle w:val="Hyperlink"/>
@@ -544,7 +618,7 @@
                 <w:noProof/>
                 <w:webHidden/>
               </w:rPr>
-              <w:instrText xml:space="preserve"> PAGEREF _Toc217040846 \h </w:instrText>
+              <w:instrText xml:space="preserve"> PAGEREF _Toc219317308 \h </w:instrText>
             </w:r>
             <w:r>
               <w:rPr>
@@ -564,7 +638,7 @@
                 <w:noProof/>
                 <w:webHidden/>
               </w:rPr>
-              <w:t>4</w:t>
+              <w:t>5</w:t>
             </w:r>
             <w:r>
               <w:rPr>
@@ -591,7 +665,7 @@
               <w14:ligatures w14:val="standardContextual"/>
             </w:rPr>
           </w:pPr>
-          <w:hyperlink w:anchor="_Toc217040847" w:history="1">
+          <w:hyperlink w:anchor="_Toc219317309" w:history="1">
             <w:r>
               <w:rPr>
                 <w:rStyle w:val="Hyperlink"/>
@@ -618,7 +692,7 @@
                 <w:noProof/>
                 <w:webHidden/>
               </w:rPr>
-              <w:instrText xml:space="preserve"> PAGEREF _Toc217040847 \h </w:instrText>
+              <w:instrText xml:space="preserve"> PAGEREF _Toc219317309 \h </w:instrText>
             </w:r>
             <w:r>
               <w:rPr>
@@ -665,7 +739,7 @@
               <w14:ligatures w14:val="standardContextual"/>
             </w:rPr>
           </w:pPr>
-          <w:hyperlink w:anchor="_Toc217040848" w:history="1">
+          <w:hyperlink w:anchor="_Toc219317310" w:history="1">
             <w:r>
               <w:rPr>
                 <w:rStyle w:val="Hyperlink"/>
@@ -692,7 +766,7 @@
                 <w:noProof/>
                 <w:webHidden/>
               </w:rPr>
-              <w:instrText xml:space="preserve"> PAGEREF _Toc217040848 \h </w:instrText>
+              <w:instrText xml:space="preserve"> PAGEREF _Toc219317310 \h </w:instrText>
             </w:r>
             <w:r>
               <w:rPr>
@@ -739,7 +813,7 @@
               <w14:ligatures w14:val="standardContextual"/>
             </w:rPr>
           </w:pPr>
-          <w:hyperlink w:anchor="_Toc217040849" w:history="1">
+          <w:hyperlink w:anchor="_Toc219317311" w:history="1">
             <w:r>
               <w:rPr>
                 <w:rStyle w:val="Hyperlink"/>
@@ -766,7 +840,7 @@
                 <w:noProof/>
                 <w:webHidden/>
               </w:rPr>
-              <w:instrText xml:space="preserve"> PAGEREF _Toc217040849 \h </w:instrText>
+              <w:instrText xml:space="preserve"> PAGEREF _Toc219317311 \h </w:instrText>
             </w:r>
             <w:r>
               <w:rPr>
@@ -813,7 +887,7 @@
               <w14:ligatures w14:val="standardContextual"/>
             </w:rPr>
           </w:pPr>
-          <w:hyperlink w:anchor="_Toc217040850" w:history="1">
+          <w:hyperlink w:anchor="_Toc219317312" w:history="1">
             <w:r>
               <w:rPr>
                 <w:rStyle w:val="Hyperlink"/>
@@ -840,7 +914,7 @@
                 <w:noProof/>
                 <w:webHidden/>
               </w:rPr>
-              <w:instrText xml:space="preserve"> PAGEREF _Toc217040850 \h </w:instrText>
+              <w:instrText xml:space="preserve"> PAGEREF _Toc219317312 \h </w:instrText>
             </w:r>
             <w:r>
               <w:rPr>
@@ -887,7 +961,7 @@
               <w14:ligatures w14:val="standardContextual"/>
             </w:rPr>
           </w:pPr>
-          <w:hyperlink w:anchor="_Toc217040851" w:history="1">
+          <w:hyperlink w:anchor="_Toc219317313" w:history="1">
             <w:r>
               <w:rPr>
                 <w:rStyle w:val="Hyperlink"/>
@@ -914,7 +988,7 @@
                 <w:noProof/>
                 <w:webHidden/>
               </w:rPr>
-              <w:instrText xml:space="preserve"> PAGEREF _Toc217040851 \h </w:instrText>
+              <w:instrText xml:space="preserve"> PAGEREF _Toc219317313 \h </w:instrText>
             </w:r>
             <w:r>
               <w:rPr>
@@ -961,7 +1035,7 @@
               <w14:ligatures w14:val="standardContextual"/>
             </w:rPr>
           </w:pPr>
-          <w:hyperlink w:anchor="_Toc217040852" w:history="1">
+          <w:hyperlink w:anchor="_Toc219317314" w:history="1">
             <w:r>
               <w:rPr>
                 <w:rStyle w:val="Hyperlink"/>
@@ -988,7 +1062,7 @@
                 <w:noProof/>
                 <w:webHidden/>
               </w:rPr>
-              <w:instrText xml:space="preserve"> PAGEREF _Toc217040852 \h </w:instrText>
+              <w:instrText xml:space="preserve"> PAGEREF _Toc219317314 \h </w:instrText>
             </w:r>
             <w:r>
               <w:rPr>
@@ -1035,7 +1109,7 @@
               <w14:ligatures w14:val="standardContextual"/>
             </w:rPr>
           </w:pPr>
-          <w:hyperlink w:anchor="_Toc217040853" w:history="1">
+          <w:hyperlink w:anchor="_Toc219317315" w:history="1">
             <w:r>
               <w:rPr>
                 <w:rStyle w:val="Hyperlink"/>
@@ -1062,7 +1136,7 @@
                 <w:noProof/>
                 <w:webHidden/>
               </w:rPr>
-              <w:instrText xml:space="preserve"> PAGEREF _Toc217040853 \h </w:instrText>
+              <w:instrText xml:space="preserve"> PAGEREF _Toc219317315 \h </w:instrText>
             </w:r>
             <w:r>
               <w:rPr>
@@ -1109,7 +1183,7 @@
               <w14:ligatures w14:val="standardContextual"/>
             </w:rPr>
           </w:pPr>
-          <w:hyperlink w:anchor="_Toc217040854" w:history="1">
+          <w:hyperlink w:anchor="_Toc219317316" w:history="1">
             <w:r>
               <w:rPr>
                 <w:rStyle w:val="Hyperlink"/>
@@ -1136,7 +1210,7 @@
                 <w:noProof/>
                 <w:webHidden/>
               </w:rPr>
-              <w:instrText xml:space="preserve"> PAGEREF _Toc217040854 \h </w:instrText>
+              <w:instrText xml:space="preserve"> PAGEREF _Toc219317316 \h </w:instrText>
             </w:r>
             <w:r>
               <w:rPr>
@@ -1183,7 +1257,7 @@
               <w14:ligatures w14:val="standardContextual"/>
             </w:rPr>
           </w:pPr>
-          <w:hyperlink w:anchor="_Toc217040855" w:history="1">
+          <w:hyperlink w:anchor="_Toc219317317" w:history="1">
             <w:r>
               <w:rPr>
                 <w:rStyle w:val="Hyperlink"/>
@@ -1210,7 +1284,7 @@
                 <w:noProof/>
                 <w:webHidden/>
               </w:rPr>
-              <w:instrText xml:space="preserve"> PAGEREF _Toc217040855 \h </w:instrText>
+              <w:instrText xml:space="preserve"> PAGEREF _Toc219317317 \h </w:instrText>
             </w:r>
             <w:r>
               <w:rPr>
@@ -1257,7 +1331,7 @@
               <w14:ligatures w14:val="standardContextual"/>
             </w:rPr>
           </w:pPr>
-          <w:hyperlink w:anchor="_Toc217040856" w:history="1">
+          <w:hyperlink w:anchor="_Toc219317318" w:history="1">
             <w:r>
               <w:rPr>
                 <w:rStyle w:val="Hyperlink"/>
@@ -1284,7 +1358,7 @@
                 <w:noProof/>
                 <w:webHidden/>
               </w:rPr>
-              <w:instrText xml:space="preserve"> PAGEREF _Toc217040856 \h </w:instrText>
+              <w:instrText xml:space="preserve"> PAGEREF _Toc219317318 \h </w:instrText>
             </w:r>
             <w:r>
               <w:rPr>
@@ -1331,7 +1405,7 @@
               <w14:ligatures w14:val="standardContextual"/>
             </w:rPr>
           </w:pPr>
-          <w:hyperlink w:anchor="_Toc217040857" w:history="1">
+          <w:hyperlink w:anchor="_Toc219317319" w:history="1">
             <w:r>
               <w:rPr>
                 <w:rStyle w:val="Hyperlink"/>
@@ -1358,7 +1432,7 @@
                 <w:noProof/>
                 <w:webHidden/>
               </w:rPr>
-              <w:instrText xml:space="preserve"> PAGEREF _Toc217040857 \h </w:instrText>
+              <w:instrText xml:space="preserve"> PAGEREF _Toc219317319 \h </w:instrText>
             </w:r>
             <w:r>
               <w:rPr>
@@ -1405,7 +1479,7 @@
               <w14:ligatures w14:val="standardContextual"/>
             </w:rPr>
           </w:pPr>
-          <w:hyperlink w:anchor="_Toc217040858" w:history="1">
+          <w:hyperlink w:anchor="_Toc219317320" w:history="1">
             <w:r>
               <w:rPr>
                 <w:rStyle w:val="Hyperlink"/>
@@ -1432,7 +1506,7 @@
                 <w:noProof/>
                 <w:webHidden/>
               </w:rPr>
-              <w:instrText xml:space="preserve"> PAGEREF _Toc217040858 \h </w:instrText>
+              <w:instrText xml:space="preserve"> PAGEREF _Toc219317320 \h </w:instrText>
             </w:r>
             <w:r>
               <w:rPr>
@@ -1479,7 +1553,7 @@
               <w14:ligatures w14:val="standardContextual"/>
             </w:rPr>
           </w:pPr>
-          <w:hyperlink w:anchor="_Toc217040859" w:history="1">
+          <w:hyperlink w:anchor="_Toc219317321" w:history="1">
             <w:r>
               <w:rPr>
                 <w:rStyle w:val="Hyperlink"/>
@@ -1506,7 +1580,7 @@
                 <w:noProof/>
                 <w:webHidden/>
               </w:rPr>
-              <w:instrText xml:space="preserve"> PAGEREF _Toc217040859 \h </w:instrText>
+              <w:instrText xml:space="preserve"> PAGEREF _Toc219317321 \h </w:instrText>
             </w:r>
             <w:r>
               <w:rPr>
@@ -1553,7 +1627,7 @@
               <w14:ligatures w14:val="standardContextual"/>
             </w:rPr>
           </w:pPr>
-          <w:hyperlink w:anchor="_Toc217040860" w:history="1">
+          <w:hyperlink w:anchor="_Toc219317322" w:history="1">
             <w:r>
               <w:rPr>
                 <w:rStyle w:val="Hyperlink"/>
@@ -1580,7 +1654,7 @@
                 <w:noProof/>
                 <w:webHidden/>
               </w:rPr>
-              <w:instrText xml:space="preserve"> PAGEREF _Toc217040860 \h </w:instrText>
+              <w:instrText xml:space="preserve"> PAGEREF _Toc219317322 \h </w:instrText>
             </w:r>
             <w:r>
               <w:rPr>
@@ -1627,7 +1701,7 @@
               <w14:ligatures w14:val="standardContextual"/>
             </w:rPr>
           </w:pPr>
-          <w:hyperlink w:anchor="_Toc217040861" w:history="1">
+          <w:hyperlink w:anchor="_Toc219317323" w:history="1">
             <w:r>
               <w:rPr>
                 <w:rStyle w:val="Hyperlink"/>
@@ -1654,7 +1728,7 @@
                 <w:noProof/>
                 <w:webHidden/>
               </w:rPr>
-              <w:instrText xml:space="preserve"> PAGEREF _Toc217040861 \h </w:instrText>
+              <w:instrText xml:space="preserve"> PAGEREF _Toc219317323 \h </w:instrText>
             </w:r>
             <w:r>
               <w:rPr>
@@ -1701,7 +1775,7 @@
               <w14:ligatures w14:val="standardContextual"/>
             </w:rPr>
           </w:pPr>
-          <w:hyperlink w:anchor="_Toc217040862" w:history="1">
+          <w:hyperlink w:anchor="_Toc219317324" w:history="1">
             <w:r>
               <w:rPr>
                 <w:rStyle w:val="Hyperlink"/>
@@ -1728,7 +1802,7 @@
                 <w:noProof/>
                 <w:webHidden/>
               </w:rPr>
-              <w:instrText xml:space="preserve"> PAGEREF _Toc217040862 \h </w:instrText>
+              <w:instrText xml:space="preserve"> PAGEREF _Toc219317324 \h </w:instrText>
             </w:r>
             <w:r>
               <w:rPr>
@@ -1775,7 +1849,7 @@
               <w14:ligatures w14:val="standardContextual"/>
             </w:rPr>
           </w:pPr>
-          <w:hyperlink w:anchor="_Toc217040863" w:history="1">
+          <w:hyperlink w:anchor="_Toc219317325" w:history="1">
             <w:r>
               <w:rPr>
                 <w:rStyle w:val="Hyperlink"/>
@@ -1802,7 +1876,7 @@
                 <w:noProof/>
                 <w:webHidden/>
               </w:rPr>
-              <w:instrText xml:space="preserve"> PAGEREF _Toc217040863 \h </w:instrText>
+              <w:instrText xml:space="preserve"> PAGEREF _Toc219317325 \h </w:instrText>
             </w:r>
             <w:r>
               <w:rPr>
@@ -1849,7 +1923,7 @@
               <w14:ligatures w14:val="standardContextual"/>
             </w:rPr>
           </w:pPr>
-          <w:hyperlink w:anchor="_Toc217040864" w:history="1">
+          <w:hyperlink w:anchor="_Toc219317326" w:history="1">
             <w:r>
               <w:rPr>
                 <w:rStyle w:val="Hyperlink"/>
@@ -1876,7 +1950,7 @@
                 <w:noProof/>
                 <w:webHidden/>
               </w:rPr>
-              <w:instrText xml:space="preserve"> PAGEREF _Toc217040864 \h </w:instrText>
+              <w:instrText xml:space="preserve"> PAGEREF _Toc219317326 \h </w:instrText>
             </w:r>
             <w:r>
               <w:rPr>
@@ -1923,7 +1997,7 @@
               <w14:ligatures w14:val="standardContextual"/>
             </w:rPr>
           </w:pPr>
-          <w:hyperlink w:anchor="_Toc217040865" w:history="1">
+          <w:hyperlink w:anchor="_Toc219317327" w:history="1">
             <w:r>
               <w:rPr>
                 <w:rStyle w:val="Hyperlink"/>
@@ -1950,7 +2024,7 @@
                 <w:noProof/>
                 <w:webHidden/>
               </w:rPr>
-              <w:instrText xml:space="preserve"> PAGEREF _Toc217040865 \h </w:instrText>
+              <w:instrText xml:space="preserve"> PAGEREF _Toc219317327 \h </w:instrText>
             </w:r>
             <w:r>
               <w:rPr>
@@ -1997,7 +2071,7 @@
               <w14:ligatures w14:val="standardContextual"/>
             </w:rPr>
           </w:pPr>
-          <w:hyperlink w:anchor="_Toc217040866" w:history="1">
+          <w:hyperlink w:anchor="_Toc219317328" w:history="1">
             <w:r>
               <w:rPr>
                 <w:rStyle w:val="Hyperlink"/>
@@ -2024,7 +2098,7 @@
                 <w:noProof/>
                 <w:webHidden/>
               </w:rPr>
-              <w:instrText xml:space="preserve"> PAGEREF _Toc217040866 \h </w:instrText>
+              <w:instrText xml:space="preserve"> PAGEREF _Toc219317328 \h </w:instrText>
             </w:r>
             <w:r>
               <w:rPr>
@@ -2071,7 +2145,7 @@
               <w14:ligatures w14:val="standardContextual"/>
             </w:rPr>
           </w:pPr>
-          <w:hyperlink w:anchor="_Toc217040867" w:history="1">
+          <w:hyperlink w:anchor="_Toc219317329" w:history="1">
             <w:r>
               <w:rPr>
                 <w:rStyle w:val="Hyperlink"/>
@@ -2098,7 +2172,7 @@
                 <w:noProof/>
                 <w:webHidden/>
               </w:rPr>
-              <w:instrText xml:space="preserve"> PAGEREF _Toc217040867 \h </w:instrText>
+              <w:instrText xml:space="preserve"> PAGEREF _Toc219317329 \h </w:instrText>
             </w:r>
             <w:r>
               <w:rPr>
@@ -2145,7 +2219,7 @@
               <w14:ligatures w14:val="standardContextual"/>
             </w:rPr>
           </w:pPr>
-          <w:hyperlink w:anchor="_Toc217040868" w:history="1">
+          <w:hyperlink w:anchor="_Toc219317330" w:history="1">
             <w:r>
               <w:rPr>
                 <w:rStyle w:val="Hyperlink"/>
@@ -2172,7 +2246,7 @@
                 <w:noProof/>
                 <w:webHidden/>
               </w:rPr>
-              <w:instrText xml:space="preserve"> PAGEREF _Toc217040868 \h </w:instrText>
+              <w:instrText xml:space="preserve"> PAGEREF _Toc219317330 \h </w:instrText>
             </w:r>
             <w:r>
               <w:rPr>
@@ -2219,7 +2293,7 @@
               <w14:ligatures w14:val="standardContextual"/>
             </w:rPr>
           </w:pPr>
-          <w:hyperlink w:anchor="_Toc217040869" w:history="1">
+          <w:hyperlink w:anchor="_Toc219317331" w:history="1">
             <w:r>
               <w:rPr>
                 <w:rStyle w:val="Hyperlink"/>
@@ -2246,7 +2320,7 @@
                 <w:noProof/>
                 <w:webHidden/>
               </w:rPr>
-              <w:instrText xml:space="preserve"> PAGEREF _Toc217040869 \h </w:instrText>
+              <w:instrText xml:space="preserve"> PAGEREF _Toc219317331 \h </w:instrText>
             </w:r>
             <w:r>
               <w:rPr>
@@ -2293,7 +2367,7 @@
               <w14:ligatures w14:val="standardContextual"/>
             </w:rPr>
           </w:pPr>
-          <w:hyperlink w:anchor="_Toc217040870" w:history="1">
+          <w:hyperlink w:anchor="_Toc219317332" w:history="1">
             <w:r>
               <w:rPr>
                 <w:rStyle w:val="Hyperlink"/>
@@ -2320,7 +2394,7 @@
                 <w:noProof/>
                 <w:webHidden/>
               </w:rPr>
-              <w:instrText xml:space="preserve"> PAGEREF _Toc217040870 \h </w:instrText>
+              <w:instrText xml:space="preserve"> PAGEREF _Toc219317332 \h </w:instrText>
             </w:r>
             <w:r>
               <w:rPr>
@@ -2367,7 +2441,7 @@
               <w14:ligatures w14:val="standardContextual"/>
             </w:rPr>
           </w:pPr>
-          <w:hyperlink w:anchor="_Toc217040871" w:history="1">
+          <w:hyperlink w:anchor="_Toc219317333" w:history="1">
             <w:r>
               <w:rPr>
                 <w:rStyle w:val="Hyperlink"/>
@@ -2394,7 +2468,7 @@
                 <w:noProof/>
                 <w:webHidden/>
               </w:rPr>
-              <w:instrText xml:space="preserve"> PAGEREF _Toc217040871 \h </w:instrText>
+              <w:instrText xml:space="preserve"> PAGEREF _Toc219317333 \h </w:instrText>
             </w:r>
             <w:r>
               <w:rPr>
@@ -2441,7 +2515,7 @@
               <w14:ligatures w14:val="standardContextual"/>
             </w:rPr>
           </w:pPr>
-          <w:hyperlink w:anchor="_Toc217040872" w:history="1">
+          <w:hyperlink w:anchor="_Toc219317334" w:history="1">
             <w:r>
               <w:rPr>
                 <w:rStyle w:val="Hyperlink"/>
@@ -2468,7 +2542,7 @@
                 <w:noProof/>
                 <w:webHidden/>
               </w:rPr>
-              <w:instrText xml:space="preserve"> PAGEREF _Toc217040872 \h </w:instrText>
+              <w:instrText xml:space="preserve"> PAGEREF _Toc219317334 \h </w:instrText>
             </w:r>
             <w:r>
               <w:rPr>
@@ -2515,7 +2589,7 @@
               <w14:ligatures w14:val="standardContextual"/>
             </w:rPr>
           </w:pPr>
-          <w:hyperlink w:anchor="_Toc217040873" w:history="1">
+          <w:hyperlink w:anchor="_Toc219317335" w:history="1">
             <w:r>
               <w:rPr>
                 <w:rStyle w:val="Hyperlink"/>
@@ -2542,7 +2616,7 @@
                 <w:noProof/>
                 <w:webHidden/>
               </w:rPr>
-              <w:instrText xml:space="preserve"> PAGEREF _Toc217040873 \h </w:instrText>
+              <w:instrText xml:space="preserve"> PAGEREF _Toc219317335 \h </w:instrText>
             </w:r>
             <w:r>
               <w:rPr>
@@ -2589,7 +2663,7 @@
               <w14:ligatures w14:val="standardContextual"/>
             </w:rPr>
           </w:pPr>
-          <w:hyperlink w:anchor="_Toc217040874" w:history="1">
+          <w:hyperlink w:anchor="_Toc219317336" w:history="1">
             <w:r>
               <w:rPr>
                 <w:rStyle w:val="Hyperlink"/>
@@ -2616,7 +2690,7 @@
                 <w:noProof/>
                 <w:webHidden/>
               </w:rPr>
-              <w:instrText xml:space="preserve"> PAGEREF _Toc217040874 \h </w:instrText>
+              <w:instrText xml:space="preserve"> PAGEREF _Toc219317336 \h </w:instrText>
             </w:r>
             <w:r>
               <w:rPr>
@@ -2663,7 +2737,7 @@
               <w14:ligatures w14:val="standardContextual"/>
             </w:rPr>
           </w:pPr>
-          <w:hyperlink w:anchor="_Toc217040875" w:history="1">
+          <w:hyperlink w:anchor="_Toc219317337" w:history="1">
             <w:r>
               <w:rPr>
                 <w:rStyle w:val="Hyperlink"/>
@@ -2690,7 +2764,7 @@
                 <w:noProof/>
                 <w:webHidden/>
               </w:rPr>
-              <w:instrText xml:space="preserve"> PAGEREF _Toc217040875 \h </w:instrText>
+              <w:instrText xml:space="preserve"> PAGEREF _Toc219317337 \h </w:instrText>
             </w:r>
             <w:r>
               <w:rPr>
@@ -2737,7 +2811,7 @@
               <w14:ligatures w14:val="standardContextual"/>
             </w:rPr>
           </w:pPr>
-          <w:hyperlink w:anchor="_Toc217040876" w:history="1">
+          <w:hyperlink w:anchor="_Toc219317338" w:history="1">
             <w:r>
               <w:rPr>
                 <w:rStyle w:val="Hyperlink"/>
@@ -2764,7 +2838,7 @@
                 <w:noProof/>
                 <w:webHidden/>
               </w:rPr>
-              <w:instrText xml:space="preserve"> PAGEREF _Toc217040876 \h </w:instrText>
+              <w:instrText xml:space="preserve"> PAGEREF _Toc219317338 \h </w:instrText>
             </w:r>
             <w:r>
               <w:rPr>
@@ -2811,7 +2885,7 @@
               <w14:ligatures w14:val="standardContextual"/>
             </w:rPr>
           </w:pPr>
-          <w:hyperlink w:anchor="_Toc217040877" w:history="1">
+          <w:hyperlink w:anchor="_Toc219317339" w:history="1">
             <w:r>
               <w:rPr>
                 <w:rStyle w:val="Hyperlink"/>
@@ -2838,7 +2912,7 @@
                 <w:noProof/>
                 <w:webHidden/>
               </w:rPr>
-              <w:instrText xml:space="preserve"> PAGEREF _Toc217040877 \h </w:instrText>
+              <w:instrText xml:space="preserve"> PAGEREF _Toc219317339 \h </w:instrText>
             </w:r>
             <w:r>
               <w:rPr>
@@ -2885,7 +2959,7 @@
               <w14:ligatures w14:val="standardContextual"/>
             </w:rPr>
           </w:pPr>
-          <w:hyperlink w:anchor="_Toc217040878" w:history="1">
+          <w:hyperlink w:anchor="_Toc219317340" w:history="1">
             <w:r>
               <w:rPr>
                 <w:rStyle w:val="Hyperlink"/>
@@ -2912,7 +2986,7 @@
                 <w:noProof/>
                 <w:webHidden/>
               </w:rPr>
-              <w:instrText xml:space="preserve"> PAGEREF _Toc217040878 \h </w:instrText>
+              <w:instrText xml:space="preserve"> PAGEREF _Toc219317340 \h </w:instrText>
             </w:r>
             <w:r>
               <w:rPr>
@@ -2959,7 +3033,7 @@
               <w14:ligatures w14:val="standardContextual"/>
             </w:rPr>
           </w:pPr>
-          <w:hyperlink w:anchor="_Toc217040879" w:history="1">
+          <w:hyperlink w:anchor="_Toc219317341" w:history="1">
             <w:r>
               <w:rPr>
                 <w:rStyle w:val="Hyperlink"/>
@@ -2986,7 +3060,7 @@
                 <w:noProof/>
                 <w:webHidden/>
               </w:rPr>
-              <w:instrText xml:space="preserve"> PAGEREF _Toc217040879 \h </w:instrText>
+              <w:instrText xml:space="preserve"> PAGEREF _Toc219317341 \h </w:instrText>
             </w:r>
             <w:r>
               <w:rPr>
@@ -3033,7 +3107,7 @@
               <w14:ligatures w14:val="standardContextual"/>
             </w:rPr>
           </w:pPr>
-          <w:hyperlink w:anchor="_Toc217040880" w:history="1">
+          <w:hyperlink w:anchor="_Toc219317342" w:history="1">
             <w:r>
               <w:rPr>
                 <w:rStyle w:val="Hyperlink"/>
@@ -3060,7 +3134,7 @@
                 <w:noProof/>
                 <w:webHidden/>
               </w:rPr>
-              <w:instrText xml:space="preserve"> PAGEREF _Toc217040880 \h </w:instrText>
+              <w:instrText xml:space="preserve"> PAGEREF _Toc219317342 \h </w:instrText>
             </w:r>
             <w:r>
               <w:rPr>
@@ -3107,7 +3181,7 @@
               <w14:ligatures w14:val="standardContextual"/>
             </w:rPr>
           </w:pPr>
-          <w:hyperlink w:anchor="_Toc217040881" w:history="1">
+          <w:hyperlink w:anchor="_Toc219317343" w:history="1">
             <w:r>
               <w:rPr>
                 <w:rStyle w:val="Hyperlink"/>
@@ -3134,7 +3208,7 @@
                 <w:noProof/>
                 <w:webHidden/>
               </w:rPr>
-              <w:instrText xml:space="preserve"> PAGEREF _Toc217040881 \h </w:instrText>
+              <w:instrText xml:space="preserve"> PAGEREF _Toc219317343 \h </w:instrText>
             </w:r>
             <w:r>
               <w:rPr>
@@ -3181,7 +3255,7 @@
               <w14:ligatures w14:val="standardContextual"/>
             </w:rPr>
           </w:pPr>
-          <w:hyperlink w:anchor="_Toc217040882" w:history="1">
+          <w:hyperlink w:anchor="_Toc219317344" w:history="1">
             <w:r>
               <w:rPr>
                 <w:rStyle w:val="Hyperlink"/>
@@ -3208,7 +3282,7 @@
                 <w:noProof/>
                 <w:webHidden/>
               </w:rPr>
-              <w:instrText xml:space="preserve"> PAGEREF _Toc217040882 \h </w:instrText>
+              <w:instrText xml:space="preserve"> PAGEREF _Toc219317344 \h </w:instrText>
             </w:r>
             <w:r>
               <w:rPr>
@@ -3255,7 +3329,7 @@
               <w14:ligatures w14:val="standardContextual"/>
             </w:rPr>
           </w:pPr>
-          <w:hyperlink w:anchor="_Toc217040883" w:history="1">
+          <w:hyperlink w:anchor="_Toc219317345" w:history="1">
             <w:r>
               <w:rPr>
                 <w:rStyle w:val="Hyperlink"/>
@@ -3282,7 +3356,7 @@
                 <w:noProof/>
                 <w:webHidden/>
               </w:rPr>
-              <w:instrText xml:space="preserve"> PAGEREF _Toc217040883 \h </w:instrText>
+              <w:instrText xml:space="preserve"> PAGEREF _Toc219317345 \h </w:instrText>
             </w:r>
             <w:r>
               <w:rPr>
@@ -3329,7 +3403,7 @@
               <w14:ligatures w14:val="standardContextual"/>
             </w:rPr>
           </w:pPr>
-          <w:hyperlink w:anchor="_Toc217040884" w:history="1">
+          <w:hyperlink w:anchor="_Toc219317346" w:history="1">
             <w:r>
               <w:rPr>
                 <w:rStyle w:val="Hyperlink"/>
@@ -3356,7 +3430,7 @@
                 <w:noProof/>
                 <w:webHidden/>
               </w:rPr>
-              <w:instrText xml:space="preserve"> PAGEREF _Toc217040884 \h </w:instrText>
+              <w:instrText xml:space="preserve"> PAGEREF _Toc219317346 \h </w:instrText>
             </w:r>
             <w:r>
               <w:rPr>
@@ -3403,7 +3477,7 @@
               <w14:ligatures w14:val="standardContextual"/>
             </w:rPr>
           </w:pPr>
-          <w:hyperlink w:anchor="_Toc217040885" w:history="1">
+          <w:hyperlink w:anchor="_Toc219317347" w:history="1">
             <w:r>
               <w:rPr>
                 <w:rStyle w:val="Hyperlink"/>
@@ -3430,7 +3504,7 @@
                 <w:noProof/>
                 <w:webHidden/>
               </w:rPr>
-              <w:instrText xml:space="preserve"> PAGEREF _Toc217040885 \h </w:instrText>
+              <w:instrText xml:space="preserve"> PAGEREF _Toc219317347 \h </w:instrText>
             </w:r>
             <w:r>
               <w:rPr>
@@ -3477,7 +3551,7 @@
               <w14:ligatures w14:val="standardContextual"/>
             </w:rPr>
           </w:pPr>
-          <w:hyperlink w:anchor="_Toc217040886" w:history="1">
+          <w:hyperlink w:anchor="_Toc219317348" w:history="1">
             <w:r>
               <w:rPr>
                 <w:rStyle w:val="Hyperlink"/>
@@ -3504,7 +3578,7 @@
                 <w:noProof/>
                 <w:webHidden/>
               </w:rPr>
-              <w:instrText xml:space="preserve"> PAGEREF _Toc217040886 \h </w:instrText>
+              <w:instrText xml:space="preserve"> PAGEREF _Toc219317348 \h </w:instrText>
             </w:r>
             <w:r>
               <w:rPr>
@@ -3551,7 +3625,7 @@
               <w14:ligatures w14:val="standardContextual"/>
             </w:rPr>
           </w:pPr>
-          <w:hyperlink w:anchor="_Toc217040887" w:history="1">
+          <w:hyperlink w:anchor="_Toc219317349" w:history="1">
             <w:r>
               <w:rPr>
                 <w:rStyle w:val="Hyperlink"/>
@@ -3578,7 +3652,7 @@
                 <w:noProof/>
                 <w:webHidden/>
               </w:rPr>
-              <w:instrText xml:space="preserve"> PAGEREF _Toc217040887 \h </w:instrText>
+              <w:instrText xml:space="preserve"> PAGEREF _Toc219317349 \h </w:instrText>
             </w:r>
             <w:r>
               <w:rPr>
@@ -3625,7 +3699,7 @@
               <w14:ligatures w14:val="standardContextual"/>
             </w:rPr>
           </w:pPr>
-          <w:hyperlink w:anchor="_Toc217040888" w:history="1">
+          <w:hyperlink w:anchor="_Toc219317350" w:history="1">
             <w:r>
               <w:rPr>
                 <w:rStyle w:val="Hyperlink"/>
@@ -3652,7 +3726,7 @@
                 <w:noProof/>
                 <w:webHidden/>
               </w:rPr>
-              <w:instrText xml:space="preserve"> PAGEREF _Toc217040888 \h </w:instrText>
+              <w:instrText xml:space="preserve"> PAGEREF _Toc219317350 \h </w:instrText>
             </w:r>
             <w:r>
               <w:rPr>
@@ -3699,7 +3773,7 @@
               <w14:ligatures w14:val="standardContextual"/>
             </w:rPr>
           </w:pPr>
-          <w:hyperlink w:anchor="_Toc217040889" w:history="1">
+          <w:hyperlink w:anchor="_Toc219317351" w:history="1">
             <w:r>
               <w:rPr>
                 <w:rStyle w:val="Hyperlink"/>
@@ -3726,7 +3800,7 @@
                 <w:noProof/>
                 <w:webHidden/>
               </w:rPr>
-              <w:instrText xml:space="preserve"> PAGEREF _Toc217040889 \h </w:instrText>
+              <w:instrText xml:space="preserve"> PAGEREF _Toc219317351 \h </w:instrText>
             </w:r>
             <w:r>
               <w:rPr>
@@ -3773,7 +3847,7 @@
               <w14:ligatures w14:val="standardContextual"/>
             </w:rPr>
           </w:pPr>
-          <w:hyperlink w:anchor="_Toc217040890" w:history="1">
+          <w:hyperlink w:anchor="_Toc219317352" w:history="1">
             <w:r>
               <w:rPr>
                 <w:rStyle w:val="Hyperlink"/>
@@ -3800,7 +3874,7 @@
                 <w:noProof/>
                 <w:webHidden/>
               </w:rPr>
-              <w:instrText xml:space="preserve"> PAGEREF _Toc217040890 \h </w:instrText>
+              <w:instrText xml:space="preserve"> PAGEREF _Toc219317352 \h </w:instrText>
             </w:r>
             <w:r>
               <w:rPr>
@@ -3847,7 +3921,7 @@
               <w14:ligatures w14:val="standardContextual"/>
             </w:rPr>
           </w:pPr>
-          <w:hyperlink w:anchor="_Toc217040891" w:history="1">
+          <w:hyperlink w:anchor="_Toc219317353" w:history="1">
             <w:r>
               <w:rPr>
                 <w:rStyle w:val="Hyperlink"/>
@@ -3874,7 +3948,7 @@
                 <w:noProof/>
                 <w:webHidden/>
               </w:rPr>
-              <w:instrText xml:space="preserve"> PAGEREF _Toc217040891 \h </w:instrText>
+              <w:instrText xml:space="preserve"> PAGEREF _Toc219317353 \h </w:instrText>
             </w:r>
             <w:r>
               <w:rPr>
@@ -3921,7 +3995,7 @@
               <w14:ligatures w14:val="standardContextual"/>
             </w:rPr>
           </w:pPr>
-          <w:hyperlink w:anchor="_Toc217040892" w:history="1">
+          <w:hyperlink w:anchor="_Toc219317354" w:history="1">
             <w:r>
               <w:rPr>
                 <w:rStyle w:val="Hyperlink"/>
@@ -3948,7 +4022,7 @@
                 <w:noProof/>
                 <w:webHidden/>
               </w:rPr>
-              <w:instrText xml:space="preserve"> PAGEREF _Toc217040892 \h </w:instrText>
+              <w:instrText xml:space="preserve"> PAGEREF _Toc219317354 \h </w:instrText>
             </w:r>
             <w:r>
               <w:rPr>
@@ -3995,7 +4069,7 @@
               <w14:ligatures w14:val="standardContextual"/>
             </w:rPr>
           </w:pPr>
-          <w:hyperlink w:anchor="_Toc217040893" w:history="1">
+          <w:hyperlink w:anchor="_Toc219317355" w:history="1">
             <w:r>
               <w:rPr>
                 <w:rStyle w:val="Hyperlink"/>
@@ -4022,7 +4096,7 @@
                 <w:noProof/>
                 <w:webHidden/>
               </w:rPr>
-              <w:instrText xml:space="preserve"> PAGEREF _Toc217040893 \h </w:instrText>
+              <w:instrText xml:space="preserve"> PAGEREF _Toc219317355 \h </w:instrText>
             </w:r>
             <w:r>
               <w:rPr>
@@ -4069,7 +4143,7 @@
               <w14:ligatures w14:val="standardContextual"/>
             </w:rPr>
           </w:pPr>
-          <w:hyperlink w:anchor="_Toc217040894" w:history="1">
+          <w:hyperlink w:anchor="_Toc219317356" w:history="1">
             <w:r>
               <w:rPr>
                 <w:rStyle w:val="Hyperlink"/>
@@ -4096,7 +4170,7 @@
                 <w:noProof/>
                 <w:webHidden/>
               </w:rPr>
-              <w:instrText xml:space="preserve"> PAGEREF _Toc217040894 \h </w:instrText>
+              <w:instrText xml:space="preserve"> PAGEREF _Toc219317356 \h </w:instrText>
             </w:r>
             <w:r>
               <w:rPr>
@@ -4143,7 +4217,7 @@
               <w14:ligatures w14:val="standardContextual"/>
             </w:rPr>
           </w:pPr>
-          <w:hyperlink w:anchor="_Toc217040895" w:history="1">
+          <w:hyperlink w:anchor="_Toc219317357" w:history="1">
             <w:r>
               <w:rPr>
                 <w:rStyle w:val="Hyperlink"/>
@@ -4170,7 +4244,7 @@
                 <w:noProof/>
                 <w:webHidden/>
               </w:rPr>
-              <w:instrText xml:space="preserve"> PAGEREF _Toc217040895 \h </w:instrText>
+              <w:instrText xml:space="preserve"> PAGEREF _Toc219317357 \h </w:instrText>
             </w:r>
             <w:r>
               <w:rPr>
@@ -4217,7 +4291,7 @@
               <w14:ligatures w14:val="standardContextual"/>
             </w:rPr>
           </w:pPr>
-          <w:hyperlink w:anchor="_Toc217040896" w:history="1">
+          <w:hyperlink w:anchor="_Toc219317358" w:history="1">
             <w:r>
               <w:rPr>
                 <w:rStyle w:val="Hyperlink"/>
@@ -4244,7 +4318,7 @@
                 <w:noProof/>
                 <w:webHidden/>
               </w:rPr>
-              <w:instrText xml:space="preserve"> PAGEREF _Toc217040896 \h </w:instrText>
+              <w:instrText xml:space="preserve"> PAGEREF _Toc219317358 \h </w:instrText>
             </w:r>
             <w:r>
               <w:rPr>
@@ -4291,7 +4365,7 @@
               <w14:ligatures w14:val="standardContextual"/>
             </w:rPr>
           </w:pPr>
-          <w:hyperlink w:anchor="_Toc217040897" w:history="1">
+          <w:hyperlink w:anchor="_Toc219317359" w:history="1">
             <w:r>
               <w:rPr>
                 <w:rStyle w:val="Hyperlink"/>
@@ -4318,7 +4392,7 @@
                 <w:noProof/>
                 <w:webHidden/>
               </w:rPr>
-              <w:instrText xml:space="preserve"> PAGEREF _Toc217040897 \h </w:instrText>
+              <w:instrText xml:space="preserve"> PAGEREF _Toc219317359 \h </w:instrText>
             </w:r>
             <w:r>
               <w:rPr>
@@ -4365,7 +4439,7 @@
               <w14:ligatures w14:val="standardContextual"/>
             </w:rPr>
           </w:pPr>
-          <w:hyperlink w:anchor="_Toc217040898" w:history="1">
+          <w:hyperlink w:anchor="_Toc219317360" w:history="1">
             <w:r>
               <w:rPr>
                 <w:rStyle w:val="Hyperlink"/>
@@ -4392,7 +4466,7 @@
                 <w:noProof/>
                 <w:webHidden/>
               </w:rPr>
-              <w:instrText xml:space="preserve"> PAGEREF _Toc217040898 \h </w:instrText>
+              <w:instrText xml:space="preserve"> PAGEREF _Toc219317360 \h </w:instrText>
             </w:r>
             <w:r>
               <w:rPr>
@@ -4439,7 +4513,7 @@
               <w14:ligatures w14:val="standardContextual"/>
             </w:rPr>
           </w:pPr>
-          <w:hyperlink w:anchor="_Toc217040899" w:history="1">
+          <w:hyperlink w:anchor="_Toc219317361" w:history="1">
             <w:r>
               <w:rPr>
                 <w:rStyle w:val="Hyperlink"/>
@@ -4466,7 +4540,7 @@
                 <w:noProof/>
                 <w:webHidden/>
               </w:rPr>
-              <w:instrText xml:space="preserve"> PAGEREF _Toc217040899 \h </w:instrText>
+              <w:instrText xml:space="preserve"> PAGEREF _Toc219317361 \h </w:instrText>
             </w:r>
             <w:r>
               <w:rPr>
@@ -4513,7 +4587,7 @@
               <w14:ligatures w14:val="standardContextual"/>
             </w:rPr>
           </w:pPr>
-          <w:hyperlink w:anchor="_Toc217040900" w:history="1">
+          <w:hyperlink w:anchor="_Toc219317362" w:history="1">
             <w:r>
               <w:rPr>
                 <w:rStyle w:val="Hyperlink"/>
@@ -4540,7 +4614,7 @@
                 <w:noProof/>
                 <w:webHidden/>
               </w:rPr>
-              <w:instrText xml:space="preserve"> PAGEREF _Toc217040900 \h </w:instrText>
+              <w:instrText xml:space="preserve"> PAGEREF _Toc219317362 \h </w:instrText>
             </w:r>
             <w:r>
               <w:rPr>
@@ -4587,7 +4661,7 @@
               <w14:ligatures w14:val="standardContextual"/>
             </w:rPr>
           </w:pPr>
-          <w:hyperlink w:anchor="_Toc217040901" w:history="1">
+          <w:hyperlink w:anchor="_Toc219317363" w:history="1">
             <w:r>
               <w:rPr>
                 <w:rStyle w:val="Hyperlink"/>
@@ -4614,7 +4688,7 @@
                 <w:noProof/>
                 <w:webHidden/>
               </w:rPr>
-              <w:instrText xml:space="preserve"> PAGEREF _Toc217040901 \h </w:instrText>
+              <w:instrText xml:space="preserve"> PAGEREF _Toc219317363 \h </w:instrText>
             </w:r>
             <w:r>
               <w:rPr>
@@ -4661,7 +4735,7 @@
               <w14:ligatures w14:val="standardContextual"/>
             </w:rPr>
           </w:pPr>
-          <w:hyperlink w:anchor="_Toc217040902" w:history="1">
+          <w:hyperlink w:anchor="_Toc219317364" w:history="1">
             <w:r>
               <w:rPr>
                 <w:rStyle w:val="Hyperlink"/>
@@ -4688,7 +4762,7 @@
                 <w:noProof/>
                 <w:webHidden/>
               </w:rPr>
-              <w:instrText xml:space="preserve"> PAGEREF _Toc217040902 \h </w:instrText>
+              <w:instrText xml:space="preserve"> PAGEREF _Toc219317364 \h </w:instrText>
             </w:r>
             <w:r>
               <w:rPr>
@@ -4735,7 +4809,7 @@
               <w14:ligatures w14:val="standardContextual"/>
             </w:rPr>
           </w:pPr>
-          <w:hyperlink w:anchor="_Toc217040903" w:history="1">
+          <w:hyperlink w:anchor="_Toc219317365" w:history="1">
             <w:r>
               <w:rPr>
                 <w:rStyle w:val="Hyperlink"/>
@@ -4762,7 +4836,7 @@
                 <w:noProof/>
                 <w:webHidden/>
               </w:rPr>
-              <w:instrText xml:space="preserve"> PAGEREF _Toc217040903 \h </w:instrText>
+              <w:instrText xml:space="preserve"> PAGEREF _Toc219317365 \h </w:instrText>
             </w:r>
             <w:r>
               <w:rPr>
@@ -4809,7 +4883,7 @@
               <w14:ligatures w14:val="standardContextual"/>
             </w:rPr>
           </w:pPr>
-          <w:hyperlink w:anchor="_Toc217040904" w:history="1">
+          <w:hyperlink w:anchor="_Toc219317366" w:history="1">
             <w:r>
               <w:rPr>
                 <w:rStyle w:val="Hyperlink"/>
@@ -4836,7 +4910,7 @@
                 <w:noProof/>
                 <w:webHidden/>
               </w:rPr>
-              <w:instrText xml:space="preserve"> PAGEREF _Toc217040904 \h </w:instrText>
+              <w:instrText xml:space="preserve"> PAGEREF _Toc219317366 \h </w:instrText>
             </w:r>
             <w:r>
               <w:rPr>
@@ -4883,7 +4957,7 @@
               <w14:ligatures w14:val="standardContextual"/>
             </w:rPr>
           </w:pPr>
-          <w:hyperlink w:anchor="_Toc217040905" w:history="1">
+          <w:hyperlink w:anchor="_Toc219317367" w:history="1">
             <w:r>
               <w:rPr>
                 <w:rStyle w:val="Hyperlink"/>
@@ -4910,7 +4984,7 @@
                 <w:noProof/>
                 <w:webHidden/>
               </w:rPr>
-              <w:instrText xml:space="preserve"> PAGEREF _Toc217040905 \h </w:instrText>
+              <w:instrText xml:space="preserve"> PAGEREF _Toc219317367 \h </w:instrText>
             </w:r>
             <w:r>
               <w:rPr>
@@ -4957,7 +5031,7 @@
               <w14:ligatures w14:val="standardContextual"/>
             </w:rPr>
           </w:pPr>
-          <w:hyperlink w:anchor="_Toc217040906" w:history="1">
+          <w:hyperlink w:anchor="_Toc219317368" w:history="1">
             <w:r>
               <w:rPr>
                 <w:rStyle w:val="Hyperlink"/>
@@ -4984,7 +5058,7 @@
                 <w:noProof/>
                 <w:webHidden/>
               </w:rPr>
-              <w:instrText xml:space="preserve"> PAGEREF _Toc217040906 \h </w:instrText>
+              <w:instrText xml:space="preserve"> PAGEREF _Toc219317368 \h </w:instrText>
             </w:r>
             <w:r>
               <w:rPr>
@@ -5031,7 +5105,7 @@
               <w14:ligatures w14:val="standardContextual"/>
             </w:rPr>
           </w:pPr>
-          <w:hyperlink w:anchor="_Toc217040907" w:history="1">
+          <w:hyperlink w:anchor="_Toc219317369" w:history="1">
             <w:r>
               <w:rPr>
                 <w:rStyle w:val="Hyperlink"/>
@@ -5058,7 +5132,7 @@
                 <w:noProof/>
                 <w:webHidden/>
               </w:rPr>
-              <w:instrText xml:space="preserve"> PAGEREF _Toc217040907 \h </w:instrText>
+              <w:instrText xml:space="preserve"> PAGEREF _Toc219317369 \h </w:instrText>
             </w:r>
             <w:r>
               <w:rPr>
@@ -5105,7 +5179,7 @@
               <w14:ligatures w14:val="standardContextual"/>
             </w:rPr>
           </w:pPr>
-          <w:hyperlink w:anchor="_Toc217040908" w:history="1">
+          <w:hyperlink w:anchor="_Toc219317370" w:history="1">
             <w:r>
               <w:rPr>
                 <w:rStyle w:val="Hyperlink"/>
@@ -5132,7 +5206,7 @@
                 <w:noProof/>
                 <w:webHidden/>
               </w:rPr>
-              <w:instrText xml:space="preserve"> PAGEREF _Toc217040908 \h </w:instrText>
+              <w:instrText xml:space="preserve"> PAGEREF _Toc219317370 \h </w:instrText>
             </w:r>
             <w:r>
               <w:rPr>
@@ -5179,7 +5253,7 @@
               <w14:ligatures w14:val="standardContextual"/>
             </w:rPr>
           </w:pPr>
-          <w:hyperlink w:anchor="_Toc217040909" w:history="1">
+          <w:hyperlink w:anchor="_Toc219317371" w:history="1">
             <w:r>
               <w:rPr>
                 <w:rStyle w:val="Hyperlink"/>
@@ -5206,7 +5280,7 @@
                 <w:noProof/>
                 <w:webHidden/>
               </w:rPr>
-              <w:instrText xml:space="preserve"> PAGEREF _Toc217040909 \h </w:instrText>
+              <w:instrText xml:space="preserve"> PAGEREF _Toc219317371 \h </w:instrText>
             </w:r>
             <w:r>
               <w:rPr>
@@ -5227,6 +5301,450 @@
                 <w:webHidden/>
               </w:rPr>
               <w:t>22</w:t>
+            </w:r>
+            <w:r>
+              <w:rPr>
+                <w:noProof/>
+                <w:webHidden/>
+              </w:rPr>
+              <w:fldChar w:fldCharType="end"/>
+            </w:r>
+          </w:hyperlink>
+        </w:p>
+        <w:p>
+          <w:pPr>
+            <w:pStyle w:val="TOC1"/>
+            <w:tabs>
+              <w:tab w:val="right" w:leader="dot" w:pos="9016"/>
+            </w:tabs>
+            <w:rPr>
+              <w:rFonts w:cstheme="minorBidi"/>
+              <w:noProof/>
+              <w:kern w:val="2"/>
+              <w:sz w:val="24"/>
+              <w:szCs w:val="24"/>
+              <w:lang w:val="en-GB" w:eastAsia="en-GB"/>
+              <w14:ligatures w14:val="standardContextual"/>
+            </w:rPr>
+          </w:pPr>
+          <w:hyperlink w:anchor="_Toc219317372" w:history="1">
+            <w:r>
+              <w:rPr>
+                <w:rStyle w:val="Hyperlink"/>
+                <w:noProof/>
+              </w:rPr>
+              <w:t>Version 8.0.A</w:t>
+            </w:r>
+            <w:r>
+              <w:rPr>
+                <w:noProof/>
+                <w:webHidden/>
+              </w:rPr>
+              <w:tab/>
+            </w:r>
+            <w:r>
+              <w:rPr>
+                <w:noProof/>
+                <w:webHidden/>
+              </w:rPr>
+              <w:fldChar w:fldCharType="begin"/>
+            </w:r>
+            <w:r>
+              <w:rPr>
+                <w:noProof/>
+                <w:webHidden/>
+              </w:rPr>
+              <w:instrText xml:space="preserve"> PAGEREF _Toc219317372 \h </w:instrText>
+            </w:r>
+            <w:r>
+              <w:rPr>
+                <w:noProof/>
+                <w:webHidden/>
+              </w:rPr>
+            </w:r>
+            <w:r>
+              <w:rPr>
+                <w:noProof/>
+                <w:webHidden/>
+              </w:rPr>
+              <w:fldChar w:fldCharType="separate"/>
+            </w:r>
+            <w:r>
+              <w:rPr>
+                <w:noProof/>
+                <w:webHidden/>
+              </w:rPr>
+              <w:t>23</w:t>
+            </w:r>
+            <w:r>
+              <w:rPr>
+                <w:noProof/>
+                <w:webHidden/>
+              </w:rPr>
+              <w:fldChar w:fldCharType="end"/>
+            </w:r>
+          </w:hyperlink>
+        </w:p>
+        <w:p>
+          <w:pPr>
+            <w:pStyle w:val="TOC2"/>
+            <w:tabs>
+              <w:tab w:val="right" w:leader="dot" w:pos="9016"/>
+            </w:tabs>
+            <w:rPr>
+              <w:rFonts w:cstheme="minorBidi"/>
+              <w:noProof/>
+              <w:kern w:val="2"/>
+              <w:sz w:val="24"/>
+              <w:szCs w:val="24"/>
+              <w:lang w:val="en-GB" w:eastAsia="en-GB"/>
+              <w14:ligatures w14:val="standardContextual"/>
+            </w:rPr>
+          </w:pPr>
+          <w:hyperlink w:anchor="_Toc219317373" w:history="1">
+            <w:r>
+              <w:rPr>
+                <w:rStyle w:val="Hyperlink"/>
+                <w:noProof/>
+              </w:rPr>
+              <w:t>Version 8.0.A (Pitch version) - As pitched on 14/01/26</w:t>
+            </w:r>
+            <w:r>
+              <w:rPr>
+                <w:noProof/>
+                <w:webHidden/>
+              </w:rPr>
+              <w:tab/>
+            </w:r>
+            <w:r>
+              <w:rPr>
+                <w:noProof/>
+                <w:webHidden/>
+              </w:rPr>
+              <w:fldChar w:fldCharType="begin"/>
+            </w:r>
+            <w:r>
+              <w:rPr>
+                <w:noProof/>
+                <w:webHidden/>
+              </w:rPr>
+              <w:instrText xml:space="preserve"> PAGEREF _Toc219317373 \h </w:instrText>
+            </w:r>
+            <w:r>
+              <w:rPr>
+                <w:noProof/>
+                <w:webHidden/>
+              </w:rPr>
+            </w:r>
+            <w:r>
+              <w:rPr>
+                <w:noProof/>
+                <w:webHidden/>
+              </w:rPr>
+              <w:fldChar w:fldCharType="separate"/>
+            </w:r>
+            <w:r>
+              <w:rPr>
+                <w:noProof/>
+                <w:webHidden/>
+              </w:rPr>
+              <w:t>23</w:t>
+            </w:r>
+            <w:r>
+              <w:rPr>
+                <w:noProof/>
+                <w:webHidden/>
+              </w:rPr>
+              <w:fldChar w:fldCharType="end"/>
+            </w:r>
+          </w:hyperlink>
+        </w:p>
+        <w:p>
+          <w:pPr>
+            <w:pStyle w:val="TOC3"/>
+            <w:tabs>
+              <w:tab w:val="right" w:leader="dot" w:pos="9016"/>
+            </w:tabs>
+            <w:rPr>
+              <w:rFonts w:cstheme="minorBidi"/>
+              <w:noProof/>
+              <w:kern w:val="2"/>
+              <w:sz w:val="24"/>
+              <w:szCs w:val="24"/>
+              <w:lang w:val="en-GB" w:eastAsia="en-GB"/>
+              <w14:ligatures w14:val="standardContextual"/>
+            </w:rPr>
+          </w:pPr>
+          <w:hyperlink w:anchor="_Toc219317374" w:history="1">
+            <w:r>
+              <w:rPr>
+                <w:rStyle w:val="Hyperlink"/>
+                <w:noProof/>
+              </w:rPr>
+              <w:t>Changes to components</w:t>
+            </w:r>
+            <w:r>
+              <w:rPr>
+                <w:noProof/>
+                <w:webHidden/>
+              </w:rPr>
+              <w:tab/>
+            </w:r>
+            <w:r>
+              <w:rPr>
+                <w:noProof/>
+                <w:webHidden/>
+              </w:rPr>
+              <w:fldChar w:fldCharType="begin"/>
+            </w:r>
+            <w:r>
+              <w:rPr>
+                <w:noProof/>
+                <w:webHidden/>
+              </w:rPr>
+              <w:instrText xml:space="preserve"> PAGEREF _Toc219317374 \h </w:instrText>
+            </w:r>
+            <w:r>
+              <w:rPr>
+                <w:noProof/>
+                <w:webHidden/>
+              </w:rPr>
+            </w:r>
+            <w:r>
+              <w:rPr>
+                <w:noProof/>
+                <w:webHidden/>
+              </w:rPr>
+              <w:fldChar w:fldCharType="separate"/>
+            </w:r>
+            <w:r>
+              <w:rPr>
+                <w:noProof/>
+                <w:webHidden/>
+              </w:rPr>
+              <w:t>23</w:t>
+            </w:r>
+            <w:r>
+              <w:rPr>
+                <w:noProof/>
+                <w:webHidden/>
+              </w:rPr>
+              <w:fldChar w:fldCharType="end"/>
+            </w:r>
+          </w:hyperlink>
+        </w:p>
+        <w:p>
+          <w:pPr>
+            <w:pStyle w:val="TOC3"/>
+            <w:tabs>
+              <w:tab w:val="right" w:leader="dot" w:pos="9016"/>
+            </w:tabs>
+            <w:rPr>
+              <w:rFonts w:cstheme="minorBidi"/>
+              <w:noProof/>
+              <w:kern w:val="2"/>
+              <w:sz w:val="24"/>
+              <w:szCs w:val="24"/>
+              <w:lang w:val="en-GB" w:eastAsia="en-GB"/>
+              <w14:ligatures w14:val="standardContextual"/>
+            </w:rPr>
+          </w:pPr>
+          <w:hyperlink w:anchor="_Toc219317375" w:history="1">
+            <w:r>
+              <w:rPr>
+                <w:rStyle w:val="Hyperlink"/>
+                <w:noProof/>
+              </w:rPr>
+              <w:t>Changes to trading</w:t>
+            </w:r>
+            <w:r>
+              <w:rPr>
+                <w:noProof/>
+                <w:webHidden/>
+              </w:rPr>
+              <w:tab/>
+            </w:r>
+            <w:r>
+              <w:rPr>
+                <w:noProof/>
+                <w:webHidden/>
+              </w:rPr>
+              <w:fldChar w:fldCharType="begin"/>
+            </w:r>
+            <w:r>
+              <w:rPr>
+                <w:noProof/>
+                <w:webHidden/>
+              </w:rPr>
+              <w:instrText xml:space="preserve"> PAGEREF _Toc219317375 \h </w:instrText>
+            </w:r>
+            <w:r>
+              <w:rPr>
+                <w:noProof/>
+                <w:webHidden/>
+              </w:rPr>
+            </w:r>
+            <w:r>
+              <w:rPr>
+                <w:noProof/>
+                <w:webHidden/>
+              </w:rPr>
+              <w:fldChar w:fldCharType="separate"/>
+            </w:r>
+            <w:r>
+              <w:rPr>
+                <w:noProof/>
+                <w:webHidden/>
+              </w:rPr>
+              <w:t>23</w:t>
+            </w:r>
+            <w:r>
+              <w:rPr>
+                <w:noProof/>
+                <w:webHidden/>
+              </w:rPr>
+              <w:fldChar w:fldCharType="end"/>
+            </w:r>
+          </w:hyperlink>
+        </w:p>
+        <w:p>
+          <w:pPr>
+            <w:pStyle w:val="TOC3"/>
+            <w:tabs>
+              <w:tab w:val="right" w:leader="dot" w:pos="9016"/>
+            </w:tabs>
+            <w:rPr>
+              <w:rFonts w:cstheme="minorBidi"/>
+              <w:noProof/>
+              <w:kern w:val="2"/>
+              <w:sz w:val="24"/>
+              <w:szCs w:val="24"/>
+              <w:lang w:val="en-GB" w:eastAsia="en-GB"/>
+              <w14:ligatures w14:val="standardContextual"/>
+            </w:rPr>
+          </w:pPr>
+          <w:hyperlink w:anchor="_Toc219317376" w:history="1">
+            <w:r>
+              <w:rPr>
+                <w:rStyle w:val="Hyperlink"/>
+                <w:noProof/>
+              </w:rPr>
+              <w:t>Other notes</w:t>
+            </w:r>
+            <w:r>
+              <w:rPr>
+                <w:noProof/>
+                <w:webHidden/>
+              </w:rPr>
+              <w:tab/>
+            </w:r>
+            <w:r>
+              <w:rPr>
+                <w:noProof/>
+                <w:webHidden/>
+              </w:rPr>
+              <w:fldChar w:fldCharType="begin"/>
+            </w:r>
+            <w:r>
+              <w:rPr>
+                <w:noProof/>
+                <w:webHidden/>
+              </w:rPr>
+              <w:instrText xml:space="preserve"> PAGEREF _Toc219317376 \h </w:instrText>
+            </w:r>
+            <w:r>
+              <w:rPr>
+                <w:noProof/>
+                <w:webHidden/>
+              </w:rPr>
+            </w:r>
+            <w:r>
+              <w:rPr>
+                <w:noProof/>
+                <w:webHidden/>
+              </w:rPr>
+              <w:fldChar w:fldCharType="separate"/>
+            </w:r>
+            <w:r>
+              <w:rPr>
+                <w:noProof/>
+                <w:webHidden/>
+              </w:rPr>
+              <w:t>23</w:t>
+            </w:r>
+            <w:r>
+              <w:rPr>
+                <w:noProof/>
+                <w:webHidden/>
+              </w:rPr>
+              <w:fldChar w:fldCharType="end"/>
+            </w:r>
+          </w:hyperlink>
+        </w:p>
+        <w:p>
+          <w:pPr>
+            <w:pStyle w:val="TOC1"/>
+            <w:tabs>
+              <w:tab w:val="right" w:leader="dot" w:pos="9016"/>
+            </w:tabs>
+            <w:rPr>
+              <w:rFonts w:cstheme="minorBidi"/>
+              <w:noProof/>
+              <w:kern w:val="2"/>
+              <w:sz w:val="24"/>
+              <w:szCs w:val="24"/>
+              <w:lang w:val="en-GB" w:eastAsia="en-GB"/>
+              <w14:ligatures w14:val="standardContextual"/>
+            </w:rPr>
+          </w:pPr>
+          <w:hyperlink w:anchor="_Toc219317377" w:history="1">
+            <w:r>
+              <w:rPr>
+                <w:rStyle w:val="Hyperlink"/>
+                <w:noProof/>
+              </w:rPr>
+              <w:t>Appendix A: Screenshots of communications</w:t>
+            </w:r>
+            <w:r>
+              <w:rPr>
+                <w:noProof/>
+                <w:webHidden/>
+              </w:rPr>
+              <w:tab/>
+            </w:r>
+            <w:r>
+              <w:rPr>
+                <w:noProof/>
+                <w:webHidden/>
+              </w:rPr>
+              <w:fldChar w:fldCharType="begin"/>
+            </w:r>
+            <w:r>
+              <w:rPr>
+                <w:noProof/>
+                <w:webHidden/>
+              </w:rPr>
+              <w:instrText xml:space="preserve"> PAGEREF _Toc219317377 \h </w:instrText>
+            </w:r>
+            <w:r>
+              <w:rPr>
+                <w:noProof/>
+                <w:webHidden/>
+              </w:rPr>
+            </w:r>
+            <w:r>
+              <w:rPr>
+                <w:noProof/>
+                <w:webHidden/>
+              </w:rPr>
+              <w:fldChar w:fldCharType="separate"/>
+            </w:r>
+            <w:r>
+              <w:rPr>
+                <w:noProof/>
+                <w:webHidden/>
+              </w:rPr>
+              <w:t>24</w:t>
             </w:r>
             <w:r>
               <w:rPr>
@@ -5255,10 +5773,12 @@
         <w:pStyle w:val="Heading1"/>
       </w:pPr>
       <w:bookmarkStart w:id="0" w:name="_Toc218350445"/>
+      <w:bookmarkStart w:id="1" w:name="_Toc219317301"/>
       <w:r>
         <w:t>Important context:</w:t>
       </w:r>
       <w:bookmarkEnd w:id="0"/>
+      <w:bookmarkEnd w:id="1"/>
     </w:p>
     <w:p>
       <w:r>
@@ -5284,32 +5804,32 @@
       <w:pPr>
         <w:pStyle w:val="Heading1"/>
       </w:pPr>
-      <w:bookmarkStart w:id="1" w:name="_Toc217040840"/>
+      <w:bookmarkStart w:id="2" w:name="_Toc219317302"/>
       <w:r>
         <w:lastRenderedPageBreak/>
         <w:t>Version 0.1.A</w:t>
       </w:r>
-      <w:bookmarkEnd w:id="1"/>
+      <w:bookmarkEnd w:id="2"/>
     </w:p>
     <w:p>
       <w:pPr>
         <w:pStyle w:val="Heading2"/>
       </w:pPr>
-      <w:bookmarkStart w:id="2" w:name="_Toc217040841"/>
+      <w:bookmarkStart w:id="3" w:name="_Toc219317303"/>
       <w:r>
         <w:t>Version 0.1.A (Concept release) - Released 16/10/25</w:t>
       </w:r>
-      <w:bookmarkEnd w:id="2"/>
+      <w:bookmarkEnd w:id="3"/>
     </w:p>
     <w:p>
       <w:pPr>
         <w:pStyle w:val="Heading3"/>
       </w:pPr>
-      <w:bookmarkStart w:id="3" w:name="_Toc217040842"/>
+      <w:bookmarkStart w:id="4" w:name="_Toc219317304"/>
       <w:r>
         <w:t>Components</w:t>
       </w:r>
-      <w:bookmarkEnd w:id="3"/>
+      <w:bookmarkEnd w:id="4"/>
     </w:p>
     <w:p>
       <w:pPr>
@@ -5347,11 +5867,11 @@
       <w:pPr>
         <w:pStyle w:val="Heading3"/>
       </w:pPr>
-      <w:bookmarkStart w:id="4" w:name="_Toc217040843"/>
+      <w:bookmarkStart w:id="5" w:name="_Toc219317305"/>
       <w:r>
         <w:t>Core values</w:t>
       </w:r>
-      <w:bookmarkEnd w:id="4"/>
+      <w:bookmarkEnd w:id="5"/>
     </w:p>
     <w:p>
       <w:pPr>
@@ -5507,11 +6027,11 @@
       <w:pPr>
         <w:pStyle w:val="Heading3"/>
       </w:pPr>
-      <w:bookmarkStart w:id="5" w:name="_Toc217040844"/>
+      <w:bookmarkStart w:id="6" w:name="_Toc219317306"/>
       <w:r>
         <w:t>Win condition</w:t>
       </w:r>
-      <w:bookmarkEnd w:id="5"/>
+      <w:bookmarkEnd w:id="6"/>
     </w:p>
     <w:p>
       <w:r>
@@ -5522,12 +6042,12 @@
       <w:pPr>
         <w:pStyle w:val="Heading3"/>
       </w:pPr>
-      <w:bookmarkStart w:id="6" w:name="_Toc217040845"/>
+      <w:bookmarkStart w:id="7" w:name="_Toc219317307"/>
       <w:r>
         <w:lastRenderedPageBreak/>
         <w:t>Setup</w:t>
       </w:r>
-      <w:bookmarkEnd w:id="6"/>
+      <w:bookmarkEnd w:id="7"/>
     </w:p>
     <w:p>
       <w:r>
@@ -5558,11 +6078,11 @@
       <w:pPr>
         <w:pStyle w:val="Heading3"/>
       </w:pPr>
-      <w:bookmarkStart w:id="7" w:name="_Toc217040846"/>
+      <w:bookmarkStart w:id="8" w:name="_Toc219317308"/>
       <w:r>
         <w:t>Core gameplay</w:t>
       </w:r>
-      <w:bookmarkEnd w:id="7"/>
+      <w:bookmarkEnd w:id="8"/>
     </w:p>
     <w:p>
       <w:pPr>
@@ -5662,11 +6182,11 @@
       <w:pPr>
         <w:pStyle w:val="Heading3"/>
       </w:pPr>
-      <w:bookmarkStart w:id="8" w:name="_Toc217040847"/>
+      <w:bookmarkStart w:id="9" w:name="_Toc219317309"/>
       <w:r>
         <w:t>Other notes</w:t>
       </w:r>
-      <w:bookmarkEnd w:id="8"/>
+      <w:bookmarkEnd w:id="9"/>
     </w:p>
     <w:p>
       <w:pPr>
@@ -5710,32 +6230,32 @@
       <w:pPr>
         <w:pStyle w:val="Heading1"/>
       </w:pPr>
-      <w:bookmarkStart w:id="9" w:name="_Toc217040848"/>
+      <w:bookmarkStart w:id="10" w:name="_Toc219317310"/>
       <w:r>
         <w:lastRenderedPageBreak/>
         <w:t>Version 1.0.A</w:t>
       </w:r>
-      <w:bookmarkEnd w:id="9"/>
+      <w:bookmarkEnd w:id="10"/>
     </w:p>
     <w:p>
       <w:pPr>
         <w:pStyle w:val="Heading2"/>
       </w:pPr>
-      <w:bookmarkStart w:id="10" w:name="_Toc217040849"/>
+      <w:bookmarkStart w:id="11" w:name="_Toc219317311"/>
       <w:r>
         <w:t>Version 1.0.A (Physical prototype release) - Released 20/10/25</w:t>
       </w:r>
-      <w:bookmarkEnd w:id="10"/>
+      <w:bookmarkEnd w:id="11"/>
     </w:p>
     <w:p>
       <w:pPr>
         <w:pStyle w:val="Heading3"/>
       </w:pPr>
-      <w:bookmarkStart w:id="11" w:name="_Toc217040850"/>
+      <w:bookmarkStart w:id="12" w:name="_Toc219317312"/>
       <w:r>
         <w:t>Component changes</w:t>
       </w:r>
-      <w:bookmarkEnd w:id="11"/>
+      <w:bookmarkEnd w:id="12"/>
     </w:p>
     <w:p>
       <w:pPr>
@@ -5886,11 +6406,11 @@
       <w:pPr>
         <w:pStyle w:val="Heading3"/>
       </w:pPr>
-      <w:bookmarkStart w:id="12" w:name="_Toc217040851"/>
+      <w:bookmarkStart w:id="13" w:name="_Toc219317313"/>
       <w:r>
         <w:t>Skill changes</w:t>
       </w:r>
-      <w:bookmarkEnd w:id="12"/>
+      <w:bookmarkEnd w:id="13"/>
     </w:p>
     <w:p>
       <w:pPr>
@@ -5935,11 +6455,11 @@
       <w:pPr>
         <w:pStyle w:val="Heading3"/>
       </w:pPr>
-      <w:bookmarkStart w:id="13" w:name="_Toc217040852"/>
+      <w:bookmarkStart w:id="14" w:name="_Toc219317314"/>
       <w:r>
         <w:t>Other patch notes</w:t>
       </w:r>
-      <w:bookmarkEnd w:id="13"/>
+      <w:bookmarkEnd w:id="14"/>
     </w:p>
     <w:p>
       <w:pPr>
@@ -6021,32 +6541,32 @@
       <w:pPr>
         <w:pStyle w:val="Heading1"/>
       </w:pPr>
-      <w:bookmarkStart w:id="14" w:name="_Toc217040853"/>
+      <w:bookmarkStart w:id="15" w:name="_Toc219317315"/>
       <w:r>
         <w:lastRenderedPageBreak/>
         <w:t>Version 2.0.A</w:t>
       </w:r>
-      <w:bookmarkEnd w:id="14"/>
+      <w:bookmarkEnd w:id="15"/>
     </w:p>
     <w:p>
       <w:pPr>
         <w:pStyle w:val="Heading2"/>
       </w:pPr>
-      <w:bookmarkStart w:id="15" w:name="_Toc217040854"/>
+      <w:bookmarkStart w:id="16" w:name="_Toc219317316"/>
       <w:r>
         <w:t>Version 2.0.A (Major patch) - Released 24/10/25</w:t>
       </w:r>
-      <w:bookmarkEnd w:id="15"/>
+      <w:bookmarkEnd w:id="16"/>
     </w:p>
     <w:p>
       <w:pPr>
         <w:pStyle w:val="Heading3"/>
       </w:pPr>
-      <w:bookmarkStart w:id="16" w:name="_Toc217040855"/>
+      <w:bookmarkStart w:id="17" w:name="_Toc219317317"/>
       <w:r>
         <w:t>Changes to win condition</w:t>
       </w:r>
-      <w:bookmarkEnd w:id="16"/>
+      <w:bookmarkEnd w:id="17"/>
     </w:p>
     <w:p>
       <w:pPr>
@@ -6107,11 +6627,11 @@
       <w:pPr>
         <w:pStyle w:val="Heading3"/>
       </w:pPr>
-      <w:bookmarkStart w:id="17" w:name="_Toc217040856"/>
+      <w:bookmarkStart w:id="18" w:name="_Toc219317318"/>
       <w:r>
         <w:t>Skill changes</w:t>
       </w:r>
-      <w:bookmarkEnd w:id="17"/>
+      <w:bookmarkEnd w:id="18"/>
     </w:p>
     <w:p>
       <w:pPr>
@@ -6169,11 +6689,11 @@
       <w:pPr>
         <w:pStyle w:val="Heading3"/>
       </w:pPr>
-      <w:bookmarkStart w:id="18" w:name="_Toc217040857"/>
+      <w:bookmarkStart w:id="19" w:name="_Toc219317319"/>
       <w:r>
         <w:t>Resource changes</w:t>
       </w:r>
-      <w:bookmarkEnd w:id="18"/>
+      <w:bookmarkEnd w:id="19"/>
     </w:p>
     <w:p>
       <w:pPr>
@@ -6249,11 +6769,11 @@
       <w:pPr>
         <w:pStyle w:val="Heading3"/>
       </w:pPr>
-      <w:bookmarkStart w:id="19" w:name="_Toc217040858"/>
+      <w:bookmarkStart w:id="20" w:name="_Toc219317320"/>
       <w:r>
         <w:t>Other patch notes</w:t>
       </w:r>
-      <w:bookmarkEnd w:id="19"/>
+      <w:bookmarkEnd w:id="20"/>
     </w:p>
     <w:p>
       <w:pPr>
@@ -6297,31 +6817,31 @@
       <w:pPr>
         <w:pStyle w:val="Heading1"/>
       </w:pPr>
-      <w:bookmarkStart w:id="20" w:name="_Toc217040859"/>
+      <w:bookmarkStart w:id="21" w:name="_Toc219317321"/>
       <w:r>
         <w:t>Version 2.1.A</w:t>
       </w:r>
-      <w:bookmarkEnd w:id="20"/>
+      <w:bookmarkEnd w:id="21"/>
     </w:p>
     <w:p>
       <w:pPr>
         <w:pStyle w:val="Heading2"/>
       </w:pPr>
-      <w:bookmarkStart w:id="21" w:name="_Toc217040860"/>
+      <w:bookmarkStart w:id="22" w:name="_Toc219317322"/>
       <w:r>
         <w:t>Version 2.1.A (Balance patch) - Released 03/11/25</w:t>
       </w:r>
-      <w:bookmarkEnd w:id="21"/>
+      <w:bookmarkEnd w:id="22"/>
     </w:p>
     <w:p>
       <w:pPr>
         <w:pStyle w:val="Heading3"/>
       </w:pPr>
-      <w:bookmarkStart w:id="22" w:name="_Toc217040861"/>
+      <w:bookmarkStart w:id="23" w:name="_Toc219317323"/>
       <w:r>
         <w:t>Component changes</w:t>
       </w:r>
-      <w:bookmarkEnd w:id="22"/>
+      <w:bookmarkEnd w:id="23"/>
     </w:p>
     <w:p>
       <w:pPr>
@@ -6350,11 +6870,11 @@
       <w:pPr>
         <w:pStyle w:val="Heading3"/>
       </w:pPr>
-      <w:bookmarkStart w:id="23" w:name="_Toc217040862"/>
+      <w:bookmarkStart w:id="24" w:name="_Toc219317324"/>
       <w:r>
         <w:t>Skill changes</w:t>
       </w:r>
-      <w:bookmarkEnd w:id="23"/>
+      <w:bookmarkEnd w:id="24"/>
     </w:p>
     <w:p>
       <w:pPr>
@@ -6399,11 +6919,11 @@
       <w:pPr>
         <w:pStyle w:val="Heading3"/>
       </w:pPr>
-      <w:bookmarkStart w:id="24" w:name="_Toc217040863"/>
+      <w:bookmarkStart w:id="25" w:name="_Toc219317325"/>
       <w:r>
         <w:t>Changes to trading</w:t>
       </w:r>
-      <w:bookmarkEnd w:id="24"/>
+      <w:bookmarkEnd w:id="25"/>
     </w:p>
     <w:p>
       <w:pPr>
@@ -6467,11 +6987,11 @@
       <w:pPr>
         <w:pStyle w:val="Heading3"/>
       </w:pPr>
-      <w:bookmarkStart w:id="25" w:name="_Toc217040864"/>
+      <w:bookmarkStart w:id="26" w:name="_Toc219317326"/>
       <w:r>
         <w:t>Other patch notes</w:t>
       </w:r>
-      <w:bookmarkEnd w:id="25"/>
+      <w:bookmarkEnd w:id="26"/>
     </w:p>
     <w:p>
       <w:r>
@@ -6590,32 +7110,32 @@
       <w:pPr>
         <w:pStyle w:val="Heading1"/>
       </w:pPr>
-      <w:bookmarkStart w:id="26" w:name="_Toc217040865"/>
+      <w:bookmarkStart w:id="27" w:name="_Toc219317327"/>
       <w:r>
         <w:lastRenderedPageBreak/>
         <w:t>Version 3.0.A</w:t>
       </w:r>
-      <w:bookmarkEnd w:id="26"/>
+      <w:bookmarkEnd w:id="27"/>
     </w:p>
     <w:p>
       <w:pPr>
         <w:pStyle w:val="Heading2"/>
       </w:pPr>
-      <w:bookmarkStart w:id="27" w:name="_Toc217040866"/>
+      <w:bookmarkStart w:id="28" w:name="_Toc219317328"/>
       <w:r>
         <w:t>Version 3.0.A (Major update) - Released 7/11/25</w:t>
       </w:r>
-      <w:bookmarkEnd w:id="27"/>
+      <w:bookmarkEnd w:id="28"/>
     </w:p>
     <w:p>
       <w:pPr>
         <w:pStyle w:val="Heading3"/>
       </w:pPr>
-      <w:bookmarkStart w:id="28" w:name="_Toc217040867"/>
+      <w:bookmarkStart w:id="29" w:name="_Toc219317329"/>
       <w:r>
         <w:t>Component update</w:t>
       </w:r>
-      <w:bookmarkEnd w:id="28"/>
+      <w:bookmarkEnd w:id="29"/>
     </w:p>
     <w:p>
       <w:pPr>
@@ -6694,11 +7214,11 @@
       <w:pPr>
         <w:pStyle w:val="Heading3"/>
       </w:pPr>
-      <w:bookmarkStart w:id="29" w:name="_Toc217040868"/>
+      <w:bookmarkStart w:id="30" w:name="_Toc219317330"/>
       <w:r>
         <w:t>Changes to win condition</w:t>
       </w:r>
-      <w:bookmarkEnd w:id="29"/>
+      <w:bookmarkEnd w:id="30"/>
     </w:p>
     <w:p>
       <w:pPr>
@@ -6759,11 +7279,11 @@
       <w:pPr>
         <w:pStyle w:val="Heading3"/>
       </w:pPr>
-      <w:bookmarkStart w:id="30" w:name="_Toc217040869"/>
+      <w:bookmarkStart w:id="31" w:name="_Toc219317331"/>
       <w:r>
         <w:t>Structure changes</w:t>
       </w:r>
-      <w:bookmarkEnd w:id="30"/>
+      <w:bookmarkEnd w:id="31"/>
     </w:p>
     <w:p>
       <w:pPr>
@@ -6888,11 +7408,11 @@
       <w:pPr>
         <w:pStyle w:val="Heading3"/>
       </w:pPr>
-      <w:bookmarkStart w:id="31" w:name="_Toc217040870"/>
+      <w:bookmarkStart w:id="32" w:name="_Toc219317332"/>
       <w:r>
         <w:t>Other patch notes</w:t>
       </w:r>
-      <w:bookmarkEnd w:id="31"/>
+      <w:bookmarkEnd w:id="32"/>
     </w:p>
     <w:p>
       <w:pPr>
@@ -7033,32 +7553,32 @@
       <w:pPr>
         <w:pStyle w:val="Heading1"/>
       </w:pPr>
-      <w:bookmarkStart w:id="32" w:name="_Toc217040871"/>
+      <w:bookmarkStart w:id="33" w:name="_Toc219317333"/>
       <w:r>
         <w:lastRenderedPageBreak/>
         <w:t>Version 4.0.A</w:t>
       </w:r>
-      <w:bookmarkEnd w:id="32"/>
+      <w:bookmarkEnd w:id="33"/>
     </w:p>
     <w:p>
       <w:pPr>
         <w:pStyle w:val="Heading2"/>
       </w:pPr>
-      <w:bookmarkStart w:id="33" w:name="_Toc217040872"/>
+      <w:bookmarkStart w:id="34" w:name="_Toc219317334"/>
       <w:r>
         <w:t>Version 4.0.A (Major update) - Released 14/11/25</w:t>
       </w:r>
-      <w:bookmarkEnd w:id="33"/>
+      <w:bookmarkEnd w:id="34"/>
     </w:p>
     <w:p>
       <w:pPr>
         <w:pStyle w:val="Heading3"/>
       </w:pPr>
-      <w:bookmarkStart w:id="34" w:name="_Toc217040873"/>
+      <w:bookmarkStart w:id="35" w:name="_Toc219317335"/>
       <w:r>
         <w:t>Component changes</w:t>
       </w:r>
-      <w:bookmarkEnd w:id="34"/>
+      <w:bookmarkEnd w:id="35"/>
     </w:p>
     <w:p>
       <w:pPr>
@@ -7144,11 +7664,11 @@
       <w:pPr>
         <w:pStyle w:val="Heading3"/>
       </w:pPr>
-      <w:bookmarkStart w:id="35" w:name="_Toc217040874"/>
+      <w:bookmarkStart w:id="36" w:name="_Toc219317336"/>
       <w:r>
         <w:t>Changes to setup</w:t>
       </w:r>
-      <w:bookmarkEnd w:id="35"/>
+      <w:bookmarkEnd w:id="36"/>
     </w:p>
     <w:p>
       <w:pPr>
@@ -7191,11 +7711,11 @@
       <w:pPr>
         <w:pStyle w:val="Heading3"/>
       </w:pPr>
-      <w:bookmarkStart w:id="36" w:name="_Toc217040875"/>
+      <w:bookmarkStart w:id="37" w:name="_Toc219317337"/>
       <w:r>
         <w:t>Skill changes</w:t>
       </w:r>
-      <w:bookmarkEnd w:id="36"/>
+      <w:bookmarkEnd w:id="37"/>
     </w:p>
     <w:p>
       <w:pPr>
@@ -7270,12 +7790,12 @@
       <w:pPr>
         <w:pStyle w:val="Heading3"/>
       </w:pPr>
-      <w:bookmarkStart w:id="37" w:name="_Toc217040876"/>
+      <w:bookmarkStart w:id="38" w:name="_Toc219317338"/>
       <w:r>
         <w:lastRenderedPageBreak/>
         <w:t>Changes to combat</w:t>
       </w:r>
-      <w:bookmarkEnd w:id="37"/>
+      <w:bookmarkEnd w:id="38"/>
     </w:p>
     <w:p>
       <w:pPr>
@@ -7331,11 +7851,11 @@
       <w:pPr>
         <w:pStyle w:val="Heading3"/>
       </w:pPr>
-      <w:bookmarkStart w:id="38" w:name="_Toc217040877"/>
+      <w:bookmarkStart w:id="39" w:name="_Toc219317339"/>
       <w:r>
         <w:t>Other patch notes</w:t>
       </w:r>
-      <w:bookmarkEnd w:id="38"/>
+      <w:bookmarkEnd w:id="39"/>
     </w:p>
     <w:p>
       <w:r>
@@ -7369,31 +7889,31 @@
       <w:pPr>
         <w:pStyle w:val="Heading1"/>
       </w:pPr>
-      <w:bookmarkStart w:id="39" w:name="_Toc217040878"/>
+      <w:bookmarkStart w:id="40" w:name="_Toc219317340"/>
       <w:r>
         <w:t>Version 4.1.A</w:t>
       </w:r>
-      <w:bookmarkEnd w:id="39"/>
+      <w:bookmarkEnd w:id="40"/>
     </w:p>
     <w:p>
       <w:pPr>
         <w:pStyle w:val="Heading2"/>
       </w:pPr>
-      <w:bookmarkStart w:id="40" w:name="_Toc217040879"/>
+      <w:bookmarkStart w:id="41" w:name="_Toc219317341"/>
       <w:r>
         <w:t>Version 4.1.A (Hotfix) - Released 14/11/25</w:t>
       </w:r>
-      <w:bookmarkEnd w:id="40"/>
+      <w:bookmarkEnd w:id="41"/>
     </w:p>
     <w:p>
       <w:pPr>
         <w:pStyle w:val="Heading3"/>
       </w:pPr>
-      <w:bookmarkStart w:id="41" w:name="_Toc217040880"/>
+      <w:bookmarkStart w:id="42" w:name="_Toc219317342"/>
       <w:r>
         <w:t>Changes to setup</w:t>
       </w:r>
-      <w:bookmarkEnd w:id="41"/>
+      <w:bookmarkEnd w:id="42"/>
     </w:p>
     <w:p>
       <w:pPr>
@@ -7422,11 +7942,11 @@
       <w:pPr>
         <w:pStyle w:val="Heading3"/>
       </w:pPr>
-      <w:bookmarkStart w:id="42" w:name="_Toc217040881"/>
+      <w:bookmarkStart w:id="43" w:name="_Toc219317343"/>
       <w:r>
         <w:t>Changes to combat</w:t>
       </w:r>
-      <w:bookmarkEnd w:id="42"/>
+      <w:bookmarkEnd w:id="43"/>
     </w:p>
     <w:p>
       <w:pPr>
@@ -7501,32 +8021,32 @@
       <w:pPr>
         <w:pStyle w:val="Heading1"/>
       </w:pPr>
-      <w:bookmarkStart w:id="43" w:name="_Toc217040882"/>
+      <w:bookmarkStart w:id="44" w:name="_Toc219317344"/>
       <w:r>
         <w:lastRenderedPageBreak/>
         <w:t>Version 5.0.A</w:t>
       </w:r>
-      <w:bookmarkEnd w:id="43"/>
+      <w:bookmarkEnd w:id="44"/>
     </w:p>
     <w:p>
       <w:pPr>
         <w:pStyle w:val="Heading2"/>
       </w:pPr>
-      <w:bookmarkStart w:id="44" w:name="_Toc217040883"/>
+      <w:bookmarkStart w:id="45" w:name="_Toc219317345"/>
       <w:r>
         <w:t>Version 5.0.A (Major update, economy rework) - Released 21/11/25</w:t>
       </w:r>
-      <w:bookmarkEnd w:id="44"/>
+      <w:bookmarkEnd w:id="45"/>
     </w:p>
     <w:p>
       <w:pPr>
         <w:pStyle w:val="Heading3"/>
       </w:pPr>
-      <w:bookmarkStart w:id="45" w:name="_Toc217040884"/>
+      <w:bookmarkStart w:id="46" w:name="_Toc219317346"/>
       <w:r>
         <w:t>Component changes</w:t>
       </w:r>
-      <w:bookmarkEnd w:id="45"/>
+      <w:bookmarkEnd w:id="46"/>
     </w:p>
     <w:p>
       <w:pPr>
@@ -7594,11 +8114,11 @@
       <w:pPr>
         <w:pStyle w:val="Heading3"/>
       </w:pPr>
-      <w:bookmarkStart w:id="46" w:name="_Toc217040885"/>
+      <w:bookmarkStart w:id="47" w:name="_Toc219317347"/>
       <w:r>
         <w:t>Changes to setup</w:t>
       </w:r>
-      <w:bookmarkEnd w:id="46"/>
+      <w:bookmarkEnd w:id="47"/>
     </w:p>
     <w:p>
       <w:pPr>
@@ -7638,11 +8158,11 @@
       <w:pPr>
         <w:pStyle w:val="Heading3"/>
       </w:pPr>
-      <w:bookmarkStart w:id="47" w:name="_Toc217040886"/>
+      <w:bookmarkStart w:id="48" w:name="_Toc219317348"/>
       <w:r>
         <w:t>Skill changes</w:t>
       </w:r>
-      <w:bookmarkEnd w:id="47"/>
+      <w:bookmarkEnd w:id="48"/>
     </w:p>
     <w:p>
       <w:pPr>
@@ -7751,11 +8271,11 @@
       <w:pPr>
         <w:pStyle w:val="Heading3"/>
       </w:pPr>
-      <w:bookmarkStart w:id="48" w:name="_Toc217040887"/>
+      <w:bookmarkStart w:id="49" w:name="_Toc219317349"/>
       <w:r>
         <w:t>Changes to combat</w:t>
       </w:r>
-      <w:bookmarkEnd w:id="48"/>
+      <w:bookmarkEnd w:id="49"/>
     </w:p>
     <w:p>
       <w:pPr>
@@ -7906,11 +8426,11 @@
       <w:pPr>
         <w:pStyle w:val="Heading3"/>
       </w:pPr>
-      <w:bookmarkStart w:id="49" w:name="_Toc217040888"/>
+      <w:bookmarkStart w:id="50" w:name="_Toc219317350"/>
       <w:r>
         <w:t>Resource changes</w:t>
       </w:r>
-      <w:bookmarkEnd w:id="49"/>
+      <w:bookmarkEnd w:id="50"/>
     </w:p>
     <w:p>
       <w:pPr>
@@ -8056,11 +8576,11 @@
       <w:pPr>
         <w:pStyle w:val="Heading3"/>
       </w:pPr>
-      <w:bookmarkStart w:id="50" w:name="_Toc217040889"/>
+      <w:bookmarkStart w:id="51" w:name="_Toc219317351"/>
       <w:r>
         <w:t>Other patch notes</w:t>
       </w:r>
-      <w:bookmarkEnd w:id="50"/>
+      <w:bookmarkEnd w:id="51"/>
     </w:p>
     <w:p>
       <w:r>
@@ -8092,31 +8612,31 @@
       <w:pPr>
         <w:pStyle w:val="Heading1"/>
       </w:pPr>
-      <w:bookmarkStart w:id="51" w:name="_Toc217040890"/>
+      <w:bookmarkStart w:id="52" w:name="_Toc219317352"/>
       <w:r>
         <w:t>Version 5.1.A</w:t>
       </w:r>
-      <w:bookmarkEnd w:id="51"/>
+      <w:bookmarkEnd w:id="52"/>
     </w:p>
     <w:p>
       <w:pPr>
         <w:pStyle w:val="Heading2"/>
       </w:pPr>
-      <w:bookmarkStart w:id="52" w:name="_Toc217040891"/>
+      <w:bookmarkStart w:id="53" w:name="_Toc219317353"/>
       <w:r>
         <w:t>Version 5.1.A (Balance Update) - Released 28/11/25</w:t>
       </w:r>
-      <w:bookmarkEnd w:id="52"/>
+      <w:bookmarkEnd w:id="53"/>
     </w:p>
     <w:p>
       <w:pPr>
         <w:pStyle w:val="Heading3"/>
       </w:pPr>
-      <w:bookmarkStart w:id="53" w:name="_Toc217040892"/>
+      <w:bookmarkStart w:id="54" w:name="_Toc219317354"/>
       <w:r>
         <w:t>Changes to components</w:t>
       </w:r>
-      <w:bookmarkEnd w:id="53"/>
+      <w:bookmarkEnd w:id="54"/>
     </w:p>
     <w:p>
       <w:pPr>
@@ -8145,11 +8665,11 @@
       <w:pPr>
         <w:pStyle w:val="Heading3"/>
       </w:pPr>
-      <w:bookmarkStart w:id="54" w:name="_Toc217040893"/>
+      <w:bookmarkStart w:id="55" w:name="_Toc219317355"/>
       <w:r>
         <w:t>Combat changes</w:t>
       </w:r>
-      <w:bookmarkEnd w:id="54"/>
+      <w:bookmarkEnd w:id="55"/>
     </w:p>
     <w:p>
       <w:pPr>
@@ -8244,32 +8764,32 @@
       <w:pPr>
         <w:pStyle w:val="Heading1"/>
       </w:pPr>
-      <w:bookmarkStart w:id="55" w:name="_Toc217040894"/>
+      <w:bookmarkStart w:id="56" w:name="_Toc219317356"/>
       <w:r>
         <w:lastRenderedPageBreak/>
         <w:t>Version 6.0.B</w:t>
       </w:r>
-      <w:bookmarkEnd w:id="55"/>
+      <w:bookmarkEnd w:id="56"/>
     </w:p>
     <w:p>
       <w:pPr>
         <w:pStyle w:val="Heading2"/>
       </w:pPr>
-      <w:bookmarkStart w:id="56" w:name="_Toc217040895"/>
+      <w:bookmarkStart w:id="57" w:name="_Toc219317357"/>
       <w:r>
         <w:t>Version 6.0.B - Released 05/12/25</w:t>
       </w:r>
-      <w:bookmarkEnd w:id="56"/>
+      <w:bookmarkEnd w:id="57"/>
     </w:p>
     <w:p>
       <w:pPr>
         <w:pStyle w:val="Heading3"/>
       </w:pPr>
-      <w:bookmarkStart w:id="57" w:name="_Toc217040896"/>
+      <w:bookmarkStart w:id="58" w:name="_Toc219317358"/>
       <w:r>
         <w:t>Changes to components</w:t>
       </w:r>
-      <w:bookmarkEnd w:id="57"/>
+      <w:bookmarkEnd w:id="58"/>
     </w:p>
     <w:p>
       <w:pPr>
@@ -8321,11 +8841,11 @@
       <w:pPr>
         <w:pStyle w:val="Heading3"/>
       </w:pPr>
-      <w:bookmarkStart w:id="58" w:name="_Toc217040897"/>
+      <w:bookmarkStart w:id="59" w:name="_Toc219317359"/>
       <w:r>
         <w:t>Changes to win condition</w:t>
       </w:r>
-      <w:bookmarkEnd w:id="58"/>
+      <w:bookmarkEnd w:id="59"/>
     </w:p>
     <w:p>
       <w:pPr>
@@ -8393,11 +8913,11 @@
       <w:pPr>
         <w:pStyle w:val="Heading3"/>
       </w:pPr>
-      <w:bookmarkStart w:id="59" w:name="_Toc217040898"/>
+      <w:bookmarkStart w:id="60" w:name="_Toc219317360"/>
       <w:r>
         <w:t>Changes to The Dragon (New)</w:t>
       </w:r>
-      <w:bookmarkEnd w:id="59"/>
+      <w:bookmarkEnd w:id="60"/>
     </w:p>
     <w:p>
       <w:pPr>
@@ -8565,31 +9085,31 @@
       <w:pPr>
         <w:pStyle w:val="Heading1"/>
       </w:pPr>
-      <w:bookmarkStart w:id="60" w:name="_Toc217040899"/>
+      <w:bookmarkStart w:id="61" w:name="_Toc219317361"/>
       <w:r>
         <w:t>Version 6.1.B</w:t>
       </w:r>
-      <w:bookmarkEnd w:id="60"/>
+      <w:bookmarkEnd w:id="61"/>
     </w:p>
     <w:p>
       <w:pPr>
         <w:pStyle w:val="Heading2"/>
       </w:pPr>
-      <w:bookmarkStart w:id="61" w:name="_Toc217040900"/>
+      <w:bookmarkStart w:id="62" w:name="_Toc219317362"/>
       <w:r>
         <w:t>Version 6.1.B (Balance update) - Released 05/12/25</w:t>
       </w:r>
-      <w:bookmarkEnd w:id="61"/>
+      <w:bookmarkEnd w:id="62"/>
     </w:p>
     <w:p>
       <w:pPr>
         <w:pStyle w:val="Heading3"/>
       </w:pPr>
-      <w:bookmarkStart w:id="62" w:name="_Toc217040901"/>
+      <w:bookmarkStart w:id="63" w:name="_Toc219317363"/>
       <w:r>
         <w:t>Changes to win condition</w:t>
       </w:r>
-      <w:bookmarkEnd w:id="62"/>
+      <w:bookmarkEnd w:id="63"/>
     </w:p>
     <w:p>
       <w:pPr>
@@ -8634,11 +9154,11 @@
       <w:pPr>
         <w:pStyle w:val="Heading3"/>
       </w:pPr>
-      <w:bookmarkStart w:id="63" w:name="_Toc217040902"/>
+      <w:bookmarkStart w:id="64" w:name="_Toc219317364"/>
       <w:r>
         <w:t>Changes to the dragon</w:t>
       </w:r>
-      <w:bookmarkEnd w:id="63"/>
+      <w:bookmarkEnd w:id="64"/>
     </w:p>
     <w:p>
       <w:pPr>
@@ -8776,21 +9296,21 @@
       <w:pPr>
         <w:pStyle w:val="Heading1"/>
       </w:pPr>
-      <w:bookmarkStart w:id="64" w:name="_Toc217040903"/>
+      <w:bookmarkStart w:id="65" w:name="_Toc219317365"/>
       <w:r>
         <w:t>Version 6.2.A</w:t>
       </w:r>
-      <w:bookmarkEnd w:id="64"/>
+      <w:bookmarkEnd w:id="65"/>
     </w:p>
     <w:p>
       <w:pPr>
         <w:pStyle w:val="Heading3"/>
       </w:pPr>
-      <w:bookmarkStart w:id="65" w:name="_Toc217040904"/>
+      <w:bookmarkStart w:id="66" w:name="_Toc219317366"/>
       <w:r>
         <w:t>Version 6.2.A (Merge Tracking) - Released 08/12/25</w:t>
       </w:r>
-      <w:bookmarkEnd w:id="65"/>
+      <w:bookmarkEnd w:id="66"/>
     </w:p>
     <w:p>
       <w:r>
@@ -8823,32 +9343,32 @@
       <w:pPr>
         <w:pStyle w:val="Heading1"/>
       </w:pPr>
-      <w:bookmarkStart w:id="66" w:name="_Toc217040905"/>
+      <w:bookmarkStart w:id="67" w:name="_Toc219317367"/>
       <w:r>
         <w:lastRenderedPageBreak/>
         <w:t>Version 7.0.A</w:t>
       </w:r>
-      <w:bookmarkEnd w:id="66"/>
+      <w:bookmarkEnd w:id="67"/>
     </w:p>
     <w:p>
       <w:pPr>
         <w:pStyle w:val="Heading2"/>
       </w:pPr>
-      <w:bookmarkStart w:id="67" w:name="_Toc217040906"/>
+      <w:bookmarkStart w:id="68" w:name="_Toc219317368"/>
       <w:r>
         <w:t>Version 7.0.A (Major update) - Released 12/12/25</w:t>
       </w:r>
-      <w:bookmarkEnd w:id="67"/>
+      <w:bookmarkEnd w:id="68"/>
     </w:p>
     <w:p>
       <w:pPr>
         <w:pStyle w:val="Heading3"/>
       </w:pPr>
-      <w:bookmarkStart w:id="68" w:name="_Toc217040907"/>
+      <w:bookmarkStart w:id="69" w:name="_Toc219317369"/>
       <w:r>
         <w:t>Changes to components</w:t>
       </w:r>
-      <w:bookmarkEnd w:id="68"/>
+      <w:bookmarkEnd w:id="69"/>
     </w:p>
     <w:p>
       <w:pPr>
@@ -8938,11 +9458,11 @@
       <w:pPr>
         <w:pStyle w:val="Heading3"/>
       </w:pPr>
-      <w:bookmarkStart w:id="69" w:name="_Toc217040908"/>
+      <w:bookmarkStart w:id="70" w:name="_Toc219317370"/>
       <w:r>
         <w:t>Changes to combat</w:t>
       </w:r>
-      <w:bookmarkEnd w:id="69"/>
+      <w:bookmarkEnd w:id="70"/>
     </w:p>
     <w:p>
       <w:pPr>
@@ -8980,11 +9500,11 @@
       <w:pPr>
         <w:pStyle w:val="Heading3"/>
       </w:pPr>
-      <w:bookmarkStart w:id="70" w:name="_Toc217040909"/>
+      <w:bookmarkStart w:id="71" w:name="_Toc219317371"/>
       <w:r>
         <w:t>Other patch notes</w:t>
       </w:r>
-      <w:bookmarkEnd w:id="70"/>
+      <w:bookmarkEnd w:id="71"/>
     </w:p>
     <w:p>
       <w:pPr>
@@ -9035,17 +9555,218 @@
     </w:p>
     <w:p>
       <w:pPr>
-        <w:rPr>
-          <w:i/>
-          <w:iCs/>
-        </w:rPr>
-      </w:pPr>
-      <w:r>
-        <w:rPr>
-          <w:i/>
-          <w:iCs/>
-        </w:rPr>
+        <w:pStyle w:val="Heading1"/>
+      </w:pPr>
+      <w:bookmarkStart w:id="72" w:name="_Toc219317372"/>
+      <w:r>
         <w:lastRenderedPageBreak/>
+        <w:t>Version 8.0.A</w:t>
+      </w:r>
+      <w:bookmarkEnd w:id="72"/>
+    </w:p>
+    <w:p>
+      <w:pPr>
+        <w:pStyle w:val="Heading2"/>
+      </w:pPr>
+      <w:bookmarkStart w:id="73" w:name="_Toc219317373"/>
+      <w:r>
+        <w:t>Version 8.0.A (Pitch version) - As pitched on 14/01/26</w:t>
+      </w:r>
+      <w:bookmarkEnd w:id="73"/>
+    </w:p>
+    <w:p>
+      <w:pPr>
+        <w:pStyle w:val="Heading3"/>
+      </w:pPr>
+      <w:bookmarkStart w:id="74" w:name="_Toc219317374"/>
+      <w:r>
+        <w:t>Changes to components</w:t>
+      </w:r>
+      <w:bookmarkEnd w:id="74"/>
+    </w:p>
+    <w:p>
+      <w:pPr>
+        <w:numPr>
+          <w:ilvl w:val="0"/>
+          <w:numId w:val="36"/>
+        </w:numPr>
+      </w:pPr>
+      <w:r>
+        <w:t>Upgraded bord iconography (new)</w:t>
+      </w:r>
+    </w:p>
+    <w:p>
+      <w:pPr>
+        <w:numPr>
+          <w:ilvl w:val="0"/>
+          <w:numId w:val="36"/>
+        </w:numPr>
+      </w:pPr>
+      <w:r>
+        <w:t>Upgraded resource cards (new)</w:t>
+      </w:r>
+    </w:p>
+    <w:p>
+      <w:pPr>
+        <w:numPr>
+          <w:ilvl w:val="0"/>
+          <w:numId w:val="36"/>
+        </w:numPr>
+      </w:pPr>
+      <w:r>
+        <w:t>Anger gauge now has concept plate (new)</w:t>
+      </w:r>
+    </w:p>
+    <w:p>
+      <w:pPr>
+        <w:numPr>
+          <w:ilvl w:val="0"/>
+          <w:numId w:val="36"/>
+        </w:numPr>
+      </w:pPr>
+      <w:r>
+        <w:t>Increased lore in the rulebook (additional metaphorical content)</w:t>
+      </w:r>
+    </w:p>
+    <w:p>
+      <w:r>
+        <w:rPr>
+          <w:i/>
+          <w:iCs/>
+        </w:rPr>
+        <w:t xml:space="preserve">To add some final polish to the prototype, we've upgraded </w:t>
+      </w:r>
+      <w:proofErr w:type="gramStart"/>
+      <w:r>
+        <w:rPr>
+          <w:i/>
+          <w:iCs/>
+        </w:rPr>
+        <w:t>a number of</w:t>
+      </w:r>
+      <w:proofErr w:type="gramEnd"/>
+      <w:r>
+        <w:rPr>
+          <w:i/>
+          <w:iCs/>
+        </w:rPr>
+        <w:t xml:space="preserve"> components to versions that could be used on actual release of the game. These also include </w:t>
+      </w:r>
+      <w:proofErr w:type="gramStart"/>
+      <w:r>
+        <w:rPr>
+          <w:i/>
+          <w:iCs/>
+        </w:rPr>
+        <w:t>a number of</w:t>
+      </w:r>
+      <w:proofErr w:type="gramEnd"/>
+      <w:r>
+        <w:rPr>
+          <w:i/>
+          <w:iCs/>
+        </w:rPr>
+        <w:t xml:space="preserve"> accessibility improvements such as increased contrast and clearer icon usage for setup.</w:t>
+      </w:r>
+      <w:r>
+        <w:t xml:space="preserve"> </w:t>
+      </w:r>
+    </w:p>
+    <w:p>
+      <w:pPr>
+        <w:pStyle w:val="Heading3"/>
+      </w:pPr>
+      <w:bookmarkStart w:id="75" w:name="_Toc219317375"/>
+      <w:r>
+        <w:t>Changes to trading</w:t>
+      </w:r>
+      <w:bookmarkEnd w:id="75"/>
+    </w:p>
+    <w:p>
+      <w:pPr>
+        <w:numPr>
+          <w:ilvl w:val="0"/>
+          <w:numId w:val="37"/>
+        </w:numPr>
+      </w:pPr>
+      <w:r>
+        <w:t>Players may only trade with the outside world [trade roll only] for a specific resource once each turn (3 -&gt; 1)</w:t>
+      </w:r>
+    </w:p>
+    <w:p>
+      <w:r>
+        <w:rPr>
+          <w:i/>
+          <w:iCs/>
+        </w:rPr>
+        <w:t>This change fixes the last mission critical mechanical loophole that was discovered in V-7.</w:t>
+      </w:r>
+      <w:proofErr w:type="gramStart"/>
+      <w:r>
+        <w:rPr>
+          <w:i/>
+          <w:iCs/>
+        </w:rPr>
+        <w:t>0.A</w:t>
+      </w:r>
+      <w:proofErr w:type="gramEnd"/>
+      <w:r>
+        <w:rPr>
+          <w:i/>
+          <w:iCs/>
+        </w:rPr>
+        <w:t xml:space="preserve"> where a player only trades with the outside world for soldiers until they can one hit the dragon. With this change, we are significantly slowing the rate of progress a player can have with this strategy to the point that it is outpaced by playing the game as intended with structures.</w:t>
+      </w:r>
+      <w:r>
+        <w:t xml:space="preserve"> </w:t>
+      </w:r>
+    </w:p>
+    <w:p>
+      <w:pPr>
+        <w:pStyle w:val="Heading3"/>
+      </w:pPr>
+      <w:bookmarkStart w:id="76" w:name="_Toc219317376"/>
+      <w:r>
+        <w:t>Other notes</w:t>
+      </w:r>
+      <w:bookmarkEnd w:id="76"/>
+    </w:p>
+    <w:p>
+      <w:r>
+        <w:rPr>
+          <w:i/>
+          <w:iCs/>
+        </w:rPr>
+        <w:t xml:space="preserve">Version 8.0.A represents the final version of the prototype for "Realm" as it was pitched on Wednesday 14/01 for the PIGDE module. In this regard, the version here is the 'complete' prototype as far as this changelog is concerned. As such, we leave it off with a final note from the developers: it's been a blast to work on this project; </w:t>
+      </w:r>
+      <w:r>
+        <w:rPr>
+          <w:i/>
+          <w:iCs/>
+        </w:rPr>
+        <w:t>so,</w:t>
+      </w:r>
+      <w:r>
+        <w:rPr>
+          <w:i/>
+          <w:iCs/>
+        </w:rPr>
+        <w:t xml:space="preserve"> thank you to everyone who has made it possible.</w:t>
+      </w:r>
+    </w:p>
+    <w:p/>
+    <w:p>
+      <w:pPr>
+        <w:rPr>
+          <w:i/>
+          <w:iCs/>
+        </w:rPr>
+      </w:pPr>
+      <w:r>
+        <w:rPr>
+          <w:i/>
+          <w:iCs/>
+        </w:rPr>
         <w:br w:type="page"/>
       </w:r>
     </w:p>
@@ -9053,10 +9774,12 @@
       <w:pPr>
         <w:pStyle w:val="Heading1"/>
       </w:pPr>
+      <w:bookmarkStart w:id="77" w:name="_Toc219317377"/>
       <w:r>
         <w:lastRenderedPageBreak/>
         <w:t>Appendix A: Screenshots of communications</w:t>
       </w:r>
+      <w:bookmarkEnd w:id="77"/>
     </w:p>
     <w:p/>
     <w:p>
@@ -9066,6 +9789,9 @@
         </w:rPr>
       </w:pPr>
       <w:r>
+        <w:rPr>
+          <w:noProof/>
+        </w:rPr>
         <w:drawing>
           <wp:inline distT="0" distB="0" distL="0" distR="0" wp14:anchorId="1EED8465" wp14:editId="4AB6FAA1">
             <wp:extent cx="5731510" cy="3589020"/>
@@ -9109,6 +9835,9 @@
         <w:t xml:space="preserve"> </w:t>
       </w:r>
       <w:r>
+        <w:rPr>
+          <w:noProof/>
+        </w:rPr>
         <w:drawing>
           <wp:inline distT="0" distB="0" distL="0" distR="0" wp14:anchorId="5E29F859" wp14:editId="7B4407D2">
             <wp:extent cx="5731510" cy="2854960"/>
@@ -9154,6 +9883,9 @@
         </w:rPr>
       </w:pPr>
       <w:r>
+        <w:rPr>
+          <w:noProof/>
+        </w:rPr>
         <w:lastRenderedPageBreak/>
         <w:drawing>
           <wp:inline distT="0" distB="0" distL="0" distR="0" wp14:anchorId="22A74331" wp14:editId="7D0271BD">
@@ -9205,6 +9937,9 @@
         </w:rPr>
       </w:pPr>
       <w:r>
+        <w:rPr>
+          <w:noProof/>
+        </w:rPr>
         <w:lastRenderedPageBreak/>
         <w:drawing>
           <wp:inline distT="0" distB="0" distL="0" distR="0" wp14:anchorId="76C06BBA" wp14:editId="6FC1C8C7">
@@ -9916,6 +10651,45 @@
         </w:drawing>
       </w:r>
     </w:p>
+    <w:p>
+      <w:r>
+        <w:drawing>
+          <wp:inline distT="0" distB="0" distL="0" distR="0" wp14:anchorId="69A1E2CF" wp14:editId="26418D52">
+            <wp:extent cx="5731510" cy="2530475"/>
+            <wp:effectExtent l="0" t="0" r="2540" b="3175"/>
+            <wp:docPr id="1982820085" name="Picture 1"/>
+            <wp:cNvGraphicFramePr>
+              <a:graphicFrameLocks xmlns:a="http://schemas.openxmlformats.org/drawingml/2006/main" noChangeAspect="1"/>
+            </wp:cNvGraphicFramePr>
+            <a:graphic xmlns:a="http://schemas.openxmlformats.org/drawingml/2006/main">
+              <a:graphicData uri="http://schemas.openxmlformats.org/drawingml/2006/picture">
+                <pic:pic xmlns:pic="http://schemas.openxmlformats.org/drawingml/2006/picture">
+                  <pic:nvPicPr>
+                    <pic:cNvPr id="1982820085" name=""/>
+                    <pic:cNvPicPr/>
+                  </pic:nvPicPr>
+                  <pic:blipFill>
+                    <a:blip r:embed="rId24"/>
+                    <a:stretch>
+                      <a:fillRect/>
+                    </a:stretch>
+                  </pic:blipFill>
+                  <pic:spPr>
+                    <a:xfrm>
+                      <a:off x="0" y="0"/>
+                      <a:ext cx="5731510" cy="2530475"/>
+                    </a:xfrm>
+                    <a:prstGeom prst="rect">
+                      <a:avLst/>
+                    </a:prstGeom>
+                  </pic:spPr>
+                </pic:pic>
+              </a:graphicData>
+            </a:graphic>
+          </wp:inline>
+        </w:drawing>
+      </w:r>
+    </w:p>
     <w:sectPr>
       <w:pgSz w:w="11906" w:h="16838"/>
       <w:pgMar w:top="1440" w:right="1440" w:bottom="1440" w:left="1440" w:header="708" w:footer="708" w:gutter="0"/>
@@ -11951,6 +12725,304 @@
     </w:lvl>
   </w:abstractNum>
   <w:abstractNum w:abstractNumId="14" w15:restartNumberingAfterBreak="0">
+    <w:nsid w:val="319E2550"/>
+    <w:multiLevelType w:val="multilevel"/>
+    <w:tmpl w:val="6F2AFB1C"/>
+    <w:lvl w:ilvl="0">
+      <w:start w:val="1"/>
+      <w:numFmt w:val="bullet"/>
+      <w:lvlText w:val=""/>
+      <w:lvlJc w:val="left"/>
+      <w:pPr>
+        <w:tabs>
+          <w:tab w:val="num" w:pos="720"/>
+        </w:tabs>
+        <w:ind w:left="720" w:hanging="360"/>
+      </w:pPr>
+      <w:rPr>
+        <w:rFonts w:ascii="Symbol" w:hAnsi="Symbol" w:hint="default"/>
+        <w:sz w:val="20"/>
+      </w:rPr>
+    </w:lvl>
+    <w:lvl w:ilvl="1" w:tentative="1">
+      <w:start w:val="1"/>
+      <w:numFmt w:val="bullet"/>
+      <w:lvlText w:val=""/>
+      <w:lvlJc w:val="left"/>
+      <w:pPr>
+        <w:tabs>
+          <w:tab w:val="num" w:pos="1440"/>
+        </w:tabs>
+        <w:ind w:left="1440" w:hanging="360"/>
+      </w:pPr>
+      <w:rPr>
+        <w:rFonts w:ascii="Symbol" w:hAnsi="Symbol" w:hint="default"/>
+        <w:sz w:val="20"/>
+      </w:rPr>
+    </w:lvl>
+    <w:lvl w:ilvl="2" w:tentative="1">
+      <w:start w:val="1"/>
+      <w:numFmt w:val="bullet"/>
+      <w:lvlText w:val=""/>
+      <w:lvlJc w:val="left"/>
+      <w:pPr>
+        <w:tabs>
+          <w:tab w:val="num" w:pos="2160"/>
+        </w:tabs>
+        <w:ind w:left="2160" w:hanging="360"/>
+      </w:pPr>
+      <w:rPr>
+        <w:rFonts w:ascii="Symbol" w:hAnsi="Symbol" w:hint="default"/>
+        <w:sz w:val="20"/>
+      </w:rPr>
+    </w:lvl>
+    <w:lvl w:ilvl="3" w:tentative="1">
+      <w:start w:val="1"/>
+      <w:numFmt w:val="bullet"/>
+      <w:lvlText w:val=""/>
+      <w:lvlJc w:val="left"/>
+      <w:pPr>
+        <w:tabs>
+          <w:tab w:val="num" w:pos="2880"/>
+        </w:tabs>
+        <w:ind w:left="2880" w:hanging="360"/>
+      </w:pPr>
+      <w:rPr>
+        <w:rFonts w:ascii="Symbol" w:hAnsi="Symbol" w:hint="default"/>
+        <w:sz w:val="20"/>
+      </w:rPr>
+    </w:lvl>
+    <w:lvl w:ilvl="4" w:tentative="1">
+      <w:start w:val="1"/>
+      <w:numFmt w:val="bullet"/>
+      <w:lvlText w:val=""/>
+      <w:lvlJc w:val="left"/>
+      <w:pPr>
+        <w:tabs>
+          <w:tab w:val="num" w:pos="3600"/>
+        </w:tabs>
+        <w:ind w:left="3600" w:hanging="360"/>
+      </w:pPr>
+      <w:rPr>
+        <w:rFonts w:ascii="Symbol" w:hAnsi="Symbol" w:hint="default"/>
+        <w:sz w:val="20"/>
+      </w:rPr>
+    </w:lvl>
+    <w:lvl w:ilvl="5" w:tentative="1">
+      <w:start w:val="1"/>
+      <w:numFmt w:val="bullet"/>
+      <w:lvlText w:val=""/>
+      <w:lvlJc w:val="left"/>
+      <w:pPr>
+        <w:tabs>
+          <w:tab w:val="num" w:pos="4320"/>
+        </w:tabs>
+        <w:ind w:left="4320" w:hanging="360"/>
+      </w:pPr>
+      <w:rPr>
+        <w:rFonts w:ascii="Symbol" w:hAnsi="Symbol" w:hint="default"/>
+        <w:sz w:val="20"/>
+      </w:rPr>
+    </w:lvl>
+    <w:lvl w:ilvl="6" w:tentative="1">
+      <w:start w:val="1"/>
+      <w:numFmt w:val="bullet"/>
+      <w:lvlText w:val=""/>
+      <w:lvlJc w:val="left"/>
+      <w:pPr>
+        <w:tabs>
+          <w:tab w:val="num" w:pos="5040"/>
+        </w:tabs>
+        <w:ind w:left="5040" w:hanging="360"/>
+      </w:pPr>
+      <w:rPr>
+        <w:rFonts w:ascii="Symbol" w:hAnsi="Symbol" w:hint="default"/>
+        <w:sz w:val="20"/>
+      </w:rPr>
+    </w:lvl>
+    <w:lvl w:ilvl="7" w:tentative="1">
+      <w:start w:val="1"/>
+      <w:numFmt w:val="bullet"/>
+      <w:lvlText w:val=""/>
+      <w:lvlJc w:val="left"/>
+      <w:pPr>
+        <w:tabs>
+          <w:tab w:val="num" w:pos="5760"/>
+        </w:tabs>
+        <w:ind w:left="5760" w:hanging="360"/>
+      </w:pPr>
+      <w:rPr>
+        <w:rFonts w:ascii="Symbol" w:hAnsi="Symbol" w:hint="default"/>
+        <w:sz w:val="20"/>
+      </w:rPr>
+    </w:lvl>
+    <w:lvl w:ilvl="8" w:tentative="1">
+      <w:start w:val="1"/>
+      <w:numFmt w:val="bullet"/>
+      <w:lvlText w:val=""/>
+      <w:lvlJc w:val="left"/>
+      <w:pPr>
+        <w:tabs>
+          <w:tab w:val="num" w:pos="6480"/>
+        </w:tabs>
+        <w:ind w:left="6480" w:hanging="360"/>
+      </w:pPr>
+      <w:rPr>
+        <w:rFonts w:ascii="Symbol" w:hAnsi="Symbol" w:hint="default"/>
+        <w:sz w:val="20"/>
+      </w:rPr>
+    </w:lvl>
+  </w:abstractNum>
+  <w:abstractNum w:abstractNumId="15" w15:restartNumberingAfterBreak="0">
+    <w:nsid w:val="33A75875"/>
+    <w:multiLevelType w:val="multilevel"/>
+    <w:tmpl w:val="9DF8DEF6"/>
+    <w:lvl w:ilvl="0">
+      <w:start w:val="1"/>
+      <w:numFmt w:val="bullet"/>
+      <w:lvlText w:val=""/>
+      <w:lvlJc w:val="left"/>
+      <w:pPr>
+        <w:tabs>
+          <w:tab w:val="num" w:pos="720"/>
+        </w:tabs>
+        <w:ind w:left="720" w:hanging="360"/>
+      </w:pPr>
+      <w:rPr>
+        <w:rFonts w:ascii="Symbol" w:hAnsi="Symbol" w:hint="default"/>
+        <w:sz w:val="20"/>
+      </w:rPr>
+    </w:lvl>
+    <w:lvl w:ilvl="1" w:tentative="1">
+      <w:start w:val="1"/>
+      <w:numFmt w:val="bullet"/>
+      <w:lvlText w:val=""/>
+      <w:lvlJc w:val="left"/>
+      <w:pPr>
+        <w:tabs>
+          <w:tab w:val="num" w:pos="1440"/>
+        </w:tabs>
+        <w:ind w:left="1440" w:hanging="360"/>
+      </w:pPr>
+      <w:rPr>
+        <w:rFonts w:ascii="Symbol" w:hAnsi="Symbol" w:hint="default"/>
+        <w:sz w:val="20"/>
+      </w:rPr>
+    </w:lvl>
+    <w:lvl w:ilvl="2" w:tentative="1">
+      <w:start w:val="1"/>
+      <w:numFmt w:val="bullet"/>
+      <w:lvlText w:val=""/>
+      <w:lvlJc w:val="left"/>
+      <w:pPr>
+        <w:tabs>
+          <w:tab w:val="num" w:pos="2160"/>
+        </w:tabs>
+        <w:ind w:left="2160" w:hanging="360"/>
+      </w:pPr>
+      <w:rPr>
+        <w:rFonts w:ascii="Symbol" w:hAnsi="Symbol" w:hint="default"/>
+        <w:sz w:val="20"/>
+      </w:rPr>
+    </w:lvl>
+    <w:lvl w:ilvl="3" w:tentative="1">
+      <w:start w:val="1"/>
+      <w:numFmt w:val="bullet"/>
+      <w:lvlText w:val=""/>
+      <w:lvlJc w:val="left"/>
+      <w:pPr>
+        <w:tabs>
+          <w:tab w:val="num" w:pos="2880"/>
+        </w:tabs>
+        <w:ind w:left="2880" w:hanging="360"/>
+      </w:pPr>
+      <w:rPr>
+        <w:rFonts w:ascii="Symbol" w:hAnsi="Symbol" w:hint="default"/>
+        <w:sz w:val="20"/>
+      </w:rPr>
+    </w:lvl>
+    <w:lvl w:ilvl="4" w:tentative="1">
+      <w:start w:val="1"/>
+      <w:numFmt w:val="bullet"/>
+      <w:lvlText w:val=""/>
+      <w:lvlJc w:val="left"/>
+      <w:pPr>
+        <w:tabs>
+          <w:tab w:val="num" w:pos="3600"/>
+        </w:tabs>
+        <w:ind w:left="3600" w:hanging="360"/>
+      </w:pPr>
+      <w:rPr>
+        <w:rFonts w:ascii="Symbol" w:hAnsi="Symbol" w:hint="default"/>
+        <w:sz w:val="20"/>
+      </w:rPr>
+    </w:lvl>
+    <w:lvl w:ilvl="5" w:tentative="1">
+      <w:start w:val="1"/>
+      <w:numFmt w:val="bullet"/>
+      <w:lvlText w:val=""/>
+      <w:lvlJc w:val="left"/>
+      <w:pPr>
+        <w:tabs>
+          <w:tab w:val="num" w:pos="4320"/>
+        </w:tabs>
+        <w:ind w:left="4320" w:hanging="360"/>
+      </w:pPr>
+      <w:rPr>
+        <w:rFonts w:ascii="Symbol" w:hAnsi="Symbol" w:hint="default"/>
+        <w:sz w:val="20"/>
+      </w:rPr>
+    </w:lvl>
+    <w:lvl w:ilvl="6" w:tentative="1">
+      <w:start w:val="1"/>
+      <w:numFmt w:val="bullet"/>
+      <w:lvlText w:val=""/>
+      <w:lvlJc w:val="left"/>
+      <w:pPr>
+        <w:tabs>
+          <w:tab w:val="num" w:pos="5040"/>
+        </w:tabs>
+        <w:ind w:left="5040" w:hanging="360"/>
+      </w:pPr>
+      <w:rPr>
+        <w:rFonts w:ascii="Symbol" w:hAnsi="Symbol" w:hint="default"/>
+        <w:sz w:val="20"/>
+      </w:rPr>
+    </w:lvl>
+    <w:lvl w:ilvl="7" w:tentative="1">
+      <w:start w:val="1"/>
+      <w:numFmt w:val="bullet"/>
+      <w:lvlText w:val=""/>
+      <w:lvlJc w:val="left"/>
+      <w:pPr>
+        <w:tabs>
+          <w:tab w:val="num" w:pos="5760"/>
+        </w:tabs>
+        <w:ind w:left="5760" w:hanging="360"/>
+      </w:pPr>
+      <w:rPr>
+        <w:rFonts w:ascii="Symbol" w:hAnsi="Symbol" w:hint="default"/>
+        <w:sz w:val="20"/>
+      </w:rPr>
+    </w:lvl>
+    <w:lvl w:ilvl="8" w:tentative="1">
+      <w:start w:val="1"/>
+      <w:numFmt w:val="bullet"/>
+      <w:lvlText w:val=""/>
+      <w:lvlJc w:val="left"/>
+      <w:pPr>
+        <w:tabs>
+          <w:tab w:val="num" w:pos="6480"/>
+        </w:tabs>
+        <w:ind w:left="6480" w:hanging="360"/>
+      </w:pPr>
+      <w:rPr>
+        <w:rFonts w:ascii="Symbol" w:hAnsi="Symbol" w:hint="default"/>
+        <w:sz w:val="20"/>
+      </w:rPr>
+    </w:lvl>
+  </w:abstractNum>
+  <w:abstractNum w:abstractNumId="16" w15:restartNumberingAfterBreak="0">
     <w:nsid w:val="34BA7FD4"/>
     <w:multiLevelType w:val="multilevel"/>
     <w:tmpl w:val="9E0CC910"/>
@@ -12099,7 +13171,7 @@
       </w:rPr>
     </w:lvl>
   </w:abstractNum>
-  <w:abstractNum w:abstractNumId="15" w15:restartNumberingAfterBreak="0">
+  <w:abstractNum w:abstractNumId="17" w15:restartNumberingAfterBreak="0">
     <w:nsid w:val="351D5974"/>
     <w:multiLevelType w:val="multilevel"/>
     <w:tmpl w:val="09BE0860"/>
@@ -12248,7 +13320,7 @@
       </w:rPr>
     </w:lvl>
   </w:abstractNum>
-  <w:abstractNum w:abstractNumId="16" w15:restartNumberingAfterBreak="0">
+  <w:abstractNum w:abstractNumId="18" w15:restartNumberingAfterBreak="0">
     <w:nsid w:val="394552C9"/>
     <w:multiLevelType w:val="multilevel"/>
     <w:tmpl w:val="7234D0A8"/>
@@ -12397,7 +13469,7 @@
       </w:rPr>
     </w:lvl>
   </w:abstractNum>
-  <w:abstractNum w:abstractNumId="17" w15:restartNumberingAfterBreak="0">
+  <w:abstractNum w:abstractNumId="19" w15:restartNumberingAfterBreak="0">
     <w:nsid w:val="3BBD0AFF"/>
     <w:multiLevelType w:val="multilevel"/>
     <w:tmpl w:val="0B46C97E"/>
@@ -12546,7 +13618,7 @@
       </w:rPr>
     </w:lvl>
   </w:abstractNum>
-  <w:abstractNum w:abstractNumId="18" w15:restartNumberingAfterBreak="0">
+  <w:abstractNum w:abstractNumId="20" w15:restartNumberingAfterBreak="0">
     <w:nsid w:val="3E9F0C20"/>
     <w:multiLevelType w:val="multilevel"/>
     <w:tmpl w:val="B1C8C856"/>
@@ -12695,7 +13767,7 @@
       </w:rPr>
     </w:lvl>
   </w:abstractNum>
-  <w:abstractNum w:abstractNumId="19" w15:restartNumberingAfterBreak="0">
+  <w:abstractNum w:abstractNumId="21" w15:restartNumberingAfterBreak="0">
     <w:nsid w:val="42672D31"/>
     <w:multiLevelType w:val="multilevel"/>
     <w:tmpl w:val="F6325DE8"/>
@@ -12844,7 +13916,7 @@
       </w:rPr>
     </w:lvl>
   </w:abstractNum>
-  <w:abstractNum w:abstractNumId="20" w15:restartNumberingAfterBreak="0">
+  <w:abstractNum w:abstractNumId="22" w15:restartNumberingAfterBreak="0">
     <w:nsid w:val="4D004598"/>
     <w:multiLevelType w:val="multilevel"/>
     <w:tmpl w:val="1D000910"/>
@@ -12993,7 +14065,7 @@
       </w:rPr>
     </w:lvl>
   </w:abstractNum>
-  <w:abstractNum w:abstractNumId="21" w15:restartNumberingAfterBreak="0">
+  <w:abstractNum w:abstractNumId="23" w15:restartNumberingAfterBreak="0">
     <w:nsid w:val="50005395"/>
     <w:multiLevelType w:val="multilevel"/>
     <w:tmpl w:val="866A196A"/>
@@ -13142,7 +14214,7 @@
       </w:rPr>
     </w:lvl>
   </w:abstractNum>
-  <w:abstractNum w:abstractNumId="22" w15:restartNumberingAfterBreak="0">
+  <w:abstractNum w:abstractNumId="24" w15:restartNumberingAfterBreak="0">
     <w:nsid w:val="50DA7938"/>
     <w:multiLevelType w:val="multilevel"/>
     <w:tmpl w:val="56A8FBAA"/>
@@ -13291,7 +14363,7 @@
       </w:rPr>
     </w:lvl>
   </w:abstractNum>
-  <w:abstractNum w:abstractNumId="23" w15:restartNumberingAfterBreak="0">
+  <w:abstractNum w:abstractNumId="25" w15:restartNumberingAfterBreak="0">
     <w:nsid w:val="53454D89"/>
     <w:multiLevelType w:val="multilevel"/>
     <w:tmpl w:val="98244154"/>
@@ -13440,7 +14512,7 @@
       </w:rPr>
     </w:lvl>
   </w:abstractNum>
-  <w:abstractNum w:abstractNumId="24" w15:restartNumberingAfterBreak="0">
+  <w:abstractNum w:abstractNumId="26" w15:restartNumberingAfterBreak="0">
     <w:nsid w:val="595C5A59"/>
     <w:multiLevelType w:val="multilevel"/>
     <w:tmpl w:val="A57C0948"/>
@@ -13589,7 +14661,7 @@
       </w:rPr>
     </w:lvl>
   </w:abstractNum>
-  <w:abstractNum w:abstractNumId="25" w15:restartNumberingAfterBreak="0">
+  <w:abstractNum w:abstractNumId="27" w15:restartNumberingAfterBreak="0">
     <w:nsid w:val="59D45520"/>
     <w:multiLevelType w:val="multilevel"/>
     <w:tmpl w:val="D75A3740"/>
@@ -13706,7 +14778,7 @@
       </w:pPr>
     </w:lvl>
   </w:abstractNum>
-  <w:abstractNum w:abstractNumId="26" w15:restartNumberingAfterBreak="0">
+  <w:abstractNum w:abstractNumId="28" w15:restartNumberingAfterBreak="0">
     <w:nsid w:val="59DC20C6"/>
     <w:multiLevelType w:val="multilevel"/>
     <w:tmpl w:val="F7D64D7A"/>
@@ -13855,7 +14927,7 @@
       </w:rPr>
     </w:lvl>
   </w:abstractNum>
-  <w:abstractNum w:abstractNumId="27" w15:restartNumberingAfterBreak="0">
+  <w:abstractNum w:abstractNumId="29" w15:restartNumberingAfterBreak="0">
     <w:nsid w:val="5B714B85"/>
     <w:multiLevelType w:val="multilevel"/>
     <w:tmpl w:val="E15E6954"/>
@@ -14004,7 +15076,7 @@
       </w:rPr>
     </w:lvl>
   </w:abstractNum>
-  <w:abstractNum w:abstractNumId="28" w15:restartNumberingAfterBreak="0">
+  <w:abstractNum w:abstractNumId="30" w15:restartNumberingAfterBreak="0">
     <w:nsid w:val="69EE1A8A"/>
     <w:multiLevelType w:val="multilevel"/>
     <w:tmpl w:val="9F0AB8D2"/>
@@ -14153,7 +15225,7 @@
       </w:rPr>
     </w:lvl>
   </w:abstractNum>
-  <w:abstractNum w:abstractNumId="29" w15:restartNumberingAfterBreak="0">
+  <w:abstractNum w:abstractNumId="31" w15:restartNumberingAfterBreak="0">
     <w:nsid w:val="7048588F"/>
     <w:multiLevelType w:val="multilevel"/>
     <w:tmpl w:val="7B34FEA6"/>
@@ -14302,7 +15374,7 @@
       </w:rPr>
     </w:lvl>
   </w:abstractNum>
-  <w:abstractNum w:abstractNumId="30" w15:restartNumberingAfterBreak="0">
+  <w:abstractNum w:abstractNumId="32" w15:restartNumberingAfterBreak="0">
     <w:nsid w:val="732C42CC"/>
     <w:multiLevelType w:val="multilevel"/>
     <w:tmpl w:val="A1F602E4"/>
@@ -14419,7 +15491,7 @@
       </w:pPr>
     </w:lvl>
   </w:abstractNum>
-  <w:abstractNum w:abstractNumId="31" w15:restartNumberingAfterBreak="0">
+  <w:abstractNum w:abstractNumId="33" w15:restartNumberingAfterBreak="0">
     <w:nsid w:val="75396DF2"/>
     <w:multiLevelType w:val="multilevel"/>
     <w:tmpl w:val="32206BD0"/>
@@ -14568,7 +15640,7 @@
       </w:rPr>
     </w:lvl>
   </w:abstractNum>
-  <w:abstractNum w:abstractNumId="32" w15:restartNumberingAfterBreak="0">
+  <w:abstractNum w:abstractNumId="34" w15:restartNumberingAfterBreak="0">
     <w:nsid w:val="7D0C77A9"/>
     <w:multiLevelType w:val="multilevel"/>
     <w:tmpl w:val="B1DCDED4"/>
@@ -14717,7 +15789,7 @@
       </w:rPr>
     </w:lvl>
   </w:abstractNum>
-  <w:abstractNum w:abstractNumId="33" w15:restartNumberingAfterBreak="0">
+  <w:abstractNum w:abstractNumId="35" w15:restartNumberingAfterBreak="0">
     <w:nsid w:val="7D5E5A71"/>
     <w:multiLevelType w:val="multilevel"/>
     <w:tmpl w:val="E1A2C1EC"/>
@@ -14866,7 +15938,7 @@
       </w:rPr>
     </w:lvl>
   </w:abstractNum>
-  <w:abstractNum w:abstractNumId="34" w15:restartNumberingAfterBreak="0">
+  <w:abstractNum w:abstractNumId="36" w15:restartNumberingAfterBreak="0">
     <w:nsid w:val="7FE42748"/>
     <w:multiLevelType w:val="multilevel"/>
     <w:tmpl w:val="700AC934"/>
@@ -15016,28 +16088,28 @@
     </w:lvl>
   </w:abstractNum>
   <w:num w:numId="1" w16cid:durableId="1789398990">
-    <w:abstractNumId w:val="26"/>
+    <w:abstractNumId w:val="28"/>
   </w:num>
   <w:num w:numId="2" w16cid:durableId="1344360321">
     <w:abstractNumId w:val="5"/>
   </w:num>
   <w:num w:numId="3" w16cid:durableId="378405255">
-    <w:abstractNumId w:val="18"/>
+    <w:abstractNumId w:val="20"/>
   </w:num>
   <w:num w:numId="4" w16cid:durableId="753942482">
-    <w:abstractNumId w:val="21"/>
+    <w:abstractNumId w:val="23"/>
   </w:num>
   <w:num w:numId="5" w16cid:durableId="1887645523">
-    <w:abstractNumId w:val="14"/>
+    <w:abstractNumId w:val="16"/>
   </w:num>
   <w:num w:numId="6" w16cid:durableId="83964340">
-    <w:abstractNumId w:val="20"/>
+    <w:abstractNumId w:val="22"/>
   </w:num>
   <w:num w:numId="7" w16cid:durableId="278099947">
-    <w:abstractNumId w:val="32"/>
+    <w:abstractNumId w:val="34"/>
   </w:num>
   <w:num w:numId="8" w16cid:durableId="2039812677">
-    <w:abstractNumId w:val="19"/>
+    <w:abstractNumId w:val="21"/>
   </w:num>
   <w:num w:numId="9" w16cid:durableId="1630627262">
     <w:abstractNumId w:val="2"/>
@@ -15046,25 +16118,25 @@
     <w:abstractNumId w:val="7"/>
   </w:num>
   <w:num w:numId="11" w16cid:durableId="1383023840">
+    <w:abstractNumId w:val="19"/>
+  </w:num>
+  <w:num w:numId="12" w16cid:durableId="1196315018">
+    <w:abstractNumId w:val="36"/>
+  </w:num>
+  <w:num w:numId="13" w16cid:durableId="171452342">
+    <w:abstractNumId w:val="29"/>
+  </w:num>
+  <w:num w:numId="14" w16cid:durableId="1142430072">
     <w:abstractNumId w:val="17"/>
   </w:num>
-  <w:num w:numId="12" w16cid:durableId="1196315018">
-    <w:abstractNumId w:val="34"/>
+  <w:num w:numId="15" w16cid:durableId="1459256242">
+    <w:abstractNumId w:val="25"/>
   </w:num>
-  <w:num w:numId="13" w16cid:durableId="171452342">
+  <w:num w:numId="16" w16cid:durableId="1820802389">
     <w:abstractNumId w:val="27"/>
   </w:num>
-  <w:num w:numId="14" w16cid:durableId="1142430072">
-    <w:abstractNumId w:val="15"/>
-  </w:num>
-  <w:num w:numId="15" w16cid:durableId="1459256242">
-    <w:abstractNumId w:val="23"/>
-  </w:num>
-  <w:num w:numId="16" w16cid:durableId="1820802389">
-    <w:abstractNumId w:val="25"/>
-  </w:num>
   <w:num w:numId="17" w16cid:durableId="568922541">
-    <w:abstractNumId w:val="30"/>
+    <w:abstractNumId w:val="32"/>
   </w:num>
   <w:num w:numId="18" w16cid:durableId="849174008">
     <w:abstractNumId w:val="6"/>
@@ -15085,22 +16157,22 @@
     <w:abstractNumId w:val="12"/>
   </w:num>
   <w:num w:numId="24" w16cid:durableId="1247305680">
-    <w:abstractNumId w:val="24"/>
+    <w:abstractNumId w:val="26"/>
   </w:num>
   <w:num w:numId="25" w16cid:durableId="1419985770">
-    <w:abstractNumId w:val="29"/>
+    <w:abstractNumId w:val="31"/>
   </w:num>
   <w:num w:numId="26" w16cid:durableId="2125221783">
-    <w:abstractNumId w:val="33"/>
+    <w:abstractNumId w:val="35"/>
   </w:num>
   <w:num w:numId="27" w16cid:durableId="1349452724">
     <w:abstractNumId w:val="4"/>
   </w:num>
   <w:num w:numId="28" w16cid:durableId="947544434">
-    <w:abstractNumId w:val="22"/>
+    <w:abstractNumId w:val="24"/>
   </w:num>
   <w:num w:numId="29" w16cid:durableId="904872454">
-    <w:abstractNumId w:val="31"/>
+    <w:abstractNumId w:val="33"/>
   </w:num>
   <w:num w:numId="30" w16cid:durableId="375085022">
     <w:abstractNumId w:val="8"/>
@@ -15112,13 +16184,19 @@
     <w:abstractNumId w:val="11"/>
   </w:num>
   <w:num w:numId="33" w16cid:durableId="431629386">
-    <w:abstractNumId w:val="16"/>
+    <w:abstractNumId w:val="18"/>
   </w:num>
   <w:num w:numId="34" w16cid:durableId="2101949499">
-    <w:abstractNumId w:val="28"/>
+    <w:abstractNumId w:val="30"/>
   </w:num>
   <w:num w:numId="35" w16cid:durableId="55206616">
     <w:abstractNumId w:val="0"/>
+  </w:num>
+  <w:num w:numId="36" w16cid:durableId="2025594502">
+    <w:abstractNumId w:val="14"/>
+  </w:num>
+  <w:num w:numId="37" w16cid:durableId="218782173">
+    <w:abstractNumId w:val="15"/>
   </w:num>
 </w:numbering>
 </file>
